--- a/nep/docx/32.content.docx
+++ b/nep/docx/32.content.docx
@@ -192,27 +192,14 @@
         <w:rPr>
           <w:lang w:val="ne_NP" w:bidi="ne_NP"/>
         </w:rPr>
-        <w:t>JON</w:t>
-      </w:r>
-      <w:r>
-        <w:rPr>
-          <w:lang w:val="ne_NP" w:bidi="ne_NP"/>
-        </w:rPr>
-      </w:r>
-    </w:p>
-    <w:p>
-      <w:pPr/>
-      <w:r>
-        <w:rPr>
-          <w:lang w:val="ne_NP" w:bidi="ne_NP"/>
-        </w:rPr>
-      </w:r>
-      <w:r>
-        <w:rPr>
-          <w:i/>
-          <w:lang w:val="ne_NP" w:bidi="ne_NP"/>
-        </w:rPr>
-        <w:t>Jonah 1:1, Jonah 1:2, Jonah 1:3, Jonah 1:4, Jonah 1:5, Jonah 1:6, Jonah 1:7, Jonah 1:8, Jonah 1:9, Jonah 1:10, Jonah 1:11, Jonah 1:12, Jonah 1:13, Jonah 1:14, Jonah 1:15, Jonah 1:16, Jonah 1:17, Jonah 2:1, Jonah 2:2, Jonah 2:3, Jonah 2:4, Jonah 2:5, Jonah 2:6, Jonah 2:7, Jonah 2:8, Jonah 2:9, Jonah 2:10, Jonah 3:1, Jonah 3:2, Jonah 3:3, Jonah 3:4, Jonah 3:5, Jonah 3:6, Jonah 3:7, Jonah 3:8, Jonah 3:9, Jonah 3:10, Jonah 4:1, Jonah 4:2, Jonah 4:3, Jonah 4:4, Jonah 4:5, Jonah 4:6, Jonah 4:7, Jonah 4:8, Jonah 4:9, Jonah 4:10, Jonah 4:11</w:t>
+      </w:r>
+    </w:p>
+    <w:p>
+      <w:pPr/>
+      <w:r>
+        <w:rPr>
+          <w:lang w:val="ne_NP" w:bidi="ne_NP"/>
+        </w:rPr>
       </w:r>
       <w:r>
         <w:rPr>
@@ -323,6 +310,630 @@
       </w:r>
     </w:p>
     <w:p>
+      <w:pPr/>
+      <w:r>
+        <w:rPr>
+          <w:lang w:val="ne_NP" w:bidi="ne_NP"/>
+        </w:rPr>
+      </w:r>
+      <w:r>
+        <w:rPr>
+          <w:vertAlign w:val="superscript"/>
+          <w:lang w:val="ne_NP" w:bidi="ne_NP"/>
+        </w:rPr>
+        <w:t>2</w:t>
+      </w:r>
+      <w:r>
+        <w:rPr>
+          <w:lang w:val="ne_NP" w:bidi="ne_NP"/>
+        </w:rPr>
+        <w:t xml:space="preserve"> “त्यो ठूलो सहर निनवेमा जा, र त्यसको विरुद्धमा प्रचार गर्; किनकि त्यसको दुष्‍टता मेरो सामु आइपुगेको छ।”</w:t>
+      </w:r>
+      <w:r>
+        <w:rPr>
+          <w:lang w:val="ne_NP" w:bidi="ne_NP"/>
+        </w:rPr>
+      </w:r>
+      <w:r>
+        <w:rPr>
+          <w:lang w:val="ne_NP" w:bidi="ne_NP"/>
+        </w:rPr>
+      </w:r>
+    </w:p>
+    <w:p>
+      <w:pPr/>
+      <w:r>
+        <w:rPr>
+          <w:lang w:val="ne_NP" w:bidi="ne_NP"/>
+        </w:rPr>
+      </w:r>
+    </w:p>
+    <w:p>
+      <w:pPr/>
+      <w:r>
+        <w:rPr>
+          <w:lang w:val="ne_NP" w:bidi="ne_NP"/>
+        </w:rPr>
+      </w:r>
+      <w:r>
+        <w:rPr>
+          <w:vertAlign w:val="superscript"/>
+          <w:lang w:val="ne_NP" w:bidi="ne_NP"/>
+        </w:rPr>
+        <w:t>3</w:t>
+      </w:r>
+      <w:r>
+        <w:rPr>
+          <w:lang w:val="ne_NP" w:bidi="ne_NP"/>
+        </w:rPr>
+        <w:t xml:space="preserve"> तर योना याहवेहदेखि भाग्न विपरीत दिशा तर्शीशतिर लागे। तिनी तल जोप्पा सहरमा गए, जहाँ तिनले तर्शीशतिर जाने एउटा जहाज भेट्टाए। जहाजको भाडा तिरे, र याहवेहदेखि भाग्न तिनी जहाजमा चढेर तर्शीशतिर लागे।</w:t>
+      </w:r>
+      <w:r>
+        <w:rPr>
+          <w:lang w:val="ne_NP" w:bidi="ne_NP"/>
+        </w:rPr>
+      </w:r>
+      <w:r>
+        <w:rPr>
+          <w:lang w:val="ne_NP" w:bidi="ne_NP"/>
+        </w:rPr>
+      </w:r>
+    </w:p>
+    <w:p>
+      <w:pPr/>
+      <w:r>
+        <w:rPr>
+          <w:lang w:val="ne_NP" w:bidi="ne_NP"/>
+        </w:rPr>
+      </w:r>
+    </w:p>
+    <w:p>
+      <w:pPr/>
+      <w:r>
+        <w:rPr>
+          <w:lang w:val="ne_NP" w:bidi="ne_NP"/>
+        </w:rPr>
+      </w:r>
+      <w:r>
+        <w:rPr>
+          <w:vertAlign w:val="superscript"/>
+          <w:lang w:val="ne_NP" w:bidi="ne_NP"/>
+        </w:rPr>
+        <w:t>4</w:t>
+      </w:r>
+      <w:r>
+        <w:rPr>
+          <w:lang w:val="ne_NP" w:bidi="ne_NP"/>
+        </w:rPr>
+        <w:t xml:space="preserve"> तब याहवेहले समुद्रमा एउटा ठूलो बतास चलाइदिनुभयो; अनि यति भयानक आँधी चल्यो, कि त्यस प्रचण्ड आँधीको कारण जहाज नष्‍ट होलाझैँ भयो।</w:t>
+      </w:r>
+      <w:r>
+        <w:rPr>
+          <w:lang w:val="ne_NP" w:bidi="ne_NP"/>
+        </w:rPr>
+      </w:r>
+      <w:r>
+        <w:rPr>
+          <w:lang w:val="ne_NP" w:bidi="ne_NP"/>
+        </w:rPr>
+      </w:r>
+    </w:p>
+    <w:p>
+      <w:pPr/>
+      <w:r>
+        <w:rPr>
+          <w:lang w:val="ne_NP" w:bidi="ne_NP"/>
+        </w:rPr>
+      </w:r>
+    </w:p>
+    <w:p>
+      <w:pPr/>
+      <w:r>
+        <w:rPr>
+          <w:lang w:val="ne_NP" w:bidi="ne_NP"/>
+        </w:rPr>
+      </w:r>
+      <w:r>
+        <w:rPr>
+          <w:vertAlign w:val="superscript"/>
+          <w:lang w:val="ne_NP" w:bidi="ne_NP"/>
+        </w:rPr>
+        <w:t>5</w:t>
+      </w:r>
+      <w:r>
+        <w:rPr>
+          <w:lang w:val="ne_NP" w:bidi="ne_NP"/>
+        </w:rPr>
+        <w:t xml:space="preserve"> तब सबै नाविकहरू डराए, र हरेकले आ-आफ्ना देवतालाई पुकार्न थाले। अनि तिनीहरूले जहाजलाई हलुङ्गो पार्न व्यापारका सरसामानहरू समुद्रमा फालिदिए। तर योनाचाहिँ जहाजको तल्‍लो तलामा गएका थिए, जहाँ तिनी ढल्के, र तिनी मस्त निद्रामा परे।</w:t>
+      </w:r>
+      <w:r>
+        <w:rPr>
+          <w:lang w:val="ne_NP" w:bidi="ne_NP"/>
+        </w:rPr>
+      </w:r>
+      <w:r>
+        <w:rPr>
+          <w:lang w:val="ne_NP" w:bidi="ne_NP"/>
+        </w:rPr>
+      </w:r>
+    </w:p>
+    <w:p>
+      <w:pPr/>
+      <w:r>
+        <w:rPr>
+          <w:lang w:val="ne_NP" w:bidi="ne_NP"/>
+        </w:rPr>
+      </w:r>
+    </w:p>
+    <w:p>
+      <w:pPr/>
+      <w:r>
+        <w:rPr>
+          <w:lang w:val="ne_NP" w:bidi="ne_NP"/>
+        </w:rPr>
+      </w:r>
+      <w:r>
+        <w:rPr>
+          <w:vertAlign w:val="superscript"/>
+          <w:lang w:val="ne_NP" w:bidi="ne_NP"/>
+        </w:rPr>
+        <w:t>6</w:t>
+      </w:r>
+      <w:r>
+        <w:rPr>
+          <w:lang w:val="ne_NP" w:bidi="ne_NP"/>
+        </w:rPr>
+        <w:t xml:space="preserve"> जहाजको कप्‍तान तिनीकहाँ गएर भने, “तिमी कसरी सुत्न सकिरहेका छौ? उठ, आफ्ना ईश्‍वरलाई पुकार! सायद उहाँले हाम्रो ख्याल राख्नुहुनेछ, र हामी नष्‍ट हुनेछैनौँ।”</w:t>
+      </w:r>
+      <w:r>
+        <w:rPr>
+          <w:lang w:val="ne_NP" w:bidi="ne_NP"/>
+        </w:rPr>
+      </w:r>
+      <w:r>
+        <w:rPr>
+          <w:lang w:val="ne_NP" w:bidi="ne_NP"/>
+        </w:rPr>
+      </w:r>
+    </w:p>
+    <w:p>
+      <w:pPr/>
+      <w:r>
+        <w:rPr>
+          <w:lang w:val="ne_NP" w:bidi="ne_NP"/>
+        </w:rPr>
+      </w:r>
+    </w:p>
+    <w:p>
+      <w:pPr/>
+      <w:r>
+        <w:rPr>
+          <w:lang w:val="ne_NP" w:bidi="ne_NP"/>
+        </w:rPr>
+      </w:r>
+      <w:r>
+        <w:rPr>
+          <w:vertAlign w:val="superscript"/>
+          <w:lang w:val="ne_NP" w:bidi="ne_NP"/>
+        </w:rPr>
+        <w:t>7</w:t>
+      </w:r>
+      <w:r>
+        <w:rPr>
+          <w:lang w:val="ne_NP" w:bidi="ne_NP"/>
+        </w:rPr>
+        <w:t xml:space="preserve"> तब नाविकहरूले एक-अर्कालाई भने, “आउनुहोस्, हामी चिट्ठा हालौँ र यस विपत्तिको जिम्मेवार कोचाहिँ रहेछ भनेर पत्ता लगाऔँ।” तब तिनीहरूले चिट्ठा हाले, र त्यो चिट्ठा योनाको नाममा पर्‍यो।</w:t>
+      </w:r>
+      <w:r>
+        <w:rPr>
+          <w:lang w:val="ne_NP" w:bidi="ne_NP"/>
+        </w:rPr>
+      </w:r>
+      <w:r>
+        <w:rPr>
+          <w:lang w:val="ne_NP" w:bidi="ne_NP"/>
+        </w:rPr>
+      </w:r>
+    </w:p>
+    <w:p>
+      <w:pPr/>
+      <w:r>
+        <w:rPr>
+          <w:lang w:val="ne_NP" w:bidi="ne_NP"/>
+        </w:rPr>
+      </w:r>
+    </w:p>
+    <w:p>
+      <w:pPr/>
+      <w:r>
+        <w:rPr>
+          <w:lang w:val="ne_NP" w:bidi="ne_NP"/>
+        </w:rPr>
+      </w:r>
+      <w:r>
+        <w:rPr>
+          <w:vertAlign w:val="superscript"/>
+          <w:lang w:val="ne_NP" w:bidi="ne_NP"/>
+        </w:rPr>
+        <w:t>8</w:t>
+      </w:r>
+      <w:r>
+        <w:rPr>
+          <w:lang w:val="ne_NP" w:bidi="ne_NP"/>
+        </w:rPr>
+        <w:t xml:space="preserve"> त्यसपछि तिनीहरूले तिनलाई सोधे, “हामीलाई भन, हामीमाथि आएका यी सबै विपत्तिको जिम्मेवार को हो? तिमी के काम गर्छौ? तिमी कहाँबाट आएका हौ? तिम्रो देश कुन हो? तिमी कुन जातिका हौ?”</w:t>
+      </w:r>
+      <w:r>
+        <w:rPr>
+          <w:lang w:val="ne_NP" w:bidi="ne_NP"/>
+        </w:rPr>
+      </w:r>
+      <w:r>
+        <w:rPr>
+          <w:lang w:val="ne_NP" w:bidi="ne_NP"/>
+        </w:rPr>
+      </w:r>
+    </w:p>
+    <w:p>
+      <w:pPr/>
+      <w:r>
+        <w:rPr>
+          <w:lang w:val="ne_NP" w:bidi="ne_NP"/>
+        </w:rPr>
+      </w:r>
+    </w:p>
+    <w:p>
+      <w:pPr/>
+      <w:r>
+        <w:rPr>
+          <w:lang w:val="ne_NP" w:bidi="ne_NP"/>
+        </w:rPr>
+      </w:r>
+      <w:r>
+        <w:rPr>
+          <w:vertAlign w:val="superscript"/>
+          <w:lang w:val="ne_NP" w:bidi="ne_NP"/>
+        </w:rPr>
+        <w:t>9</w:t>
+      </w:r>
+      <w:r>
+        <w:rPr>
+          <w:lang w:val="ne_NP" w:bidi="ne_NP"/>
+        </w:rPr>
+        <w:t xml:space="preserve"> तिनले जवाफ दिए, “म एक हिब्रू हुँ, र याहवेह स्वर्गका परमेश्‍वरको आराधना गर्दछु, जसले समुद्र र जमिन दुवै बनाउनुभयो।”</w:t>
+      </w:r>
+      <w:r>
+        <w:rPr>
+          <w:lang w:val="ne_NP" w:bidi="ne_NP"/>
+        </w:rPr>
+      </w:r>
+      <w:r>
+        <w:rPr>
+          <w:lang w:val="ne_NP" w:bidi="ne_NP"/>
+        </w:rPr>
+      </w:r>
+    </w:p>
+    <w:p>
+      <w:pPr/>
+      <w:r>
+        <w:rPr>
+          <w:lang w:val="ne_NP" w:bidi="ne_NP"/>
+        </w:rPr>
+      </w:r>
+    </w:p>
+    <w:p>
+      <w:pPr/>
+      <w:r>
+        <w:rPr>
+          <w:lang w:val="ne_NP" w:bidi="ne_NP"/>
+        </w:rPr>
+      </w:r>
+      <w:r>
+        <w:rPr>
+          <w:vertAlign w:val="superscript"/>
+          <w:lang w:val="ne_NP" w:bidi="ne_NP"/>
+        </w:rPr>
+        <w:t>10</w:t>
+      </w:r>
+      <w:r>
+        <w:rPr>
+          <w:lang w:val="ne_NP" w:bidi="ne_NP"/>
+        </w:rPr>
+        <w:t xml:space="preserve"> यस कुराले तिनीहरू धेरै भयभीत भए, र तिनीहरूले तिनलाई सोधे, “तिमीले किन यसो गर्‍यौ?” (तिनले अगि नै यो कुरा भनिसकेको हुनाले तिनी याहवेहदेखि भागिरहेका छन् भन्‍ने कुरा तिनीहरूले थाहा पाए।)</w:t>
+      </w:r>
+      <w:r>
+        <w:rPr>
+          <w:lang w:val="ne_NP" w:bidi="ne_NP"/>
+        </w:rPr>
+      </w:r>
+      <w:r>
+        <w:rPr>
+          <w:lang w:val="ne_NP" w:bidi="ne_NP"/>
+        </w:rPr>
+      </w:r>
+    </w:p>
+    <w:p>
+      <w:pPr/>
+      <w:r>
+        <w:rPr>
+          <w:lang w:val="ne_NP" w:bidi="ne_NP"/>
+        </w:rPr>
+      </w:r>
+    </w:p>
+    <w:p>
+      <w:pPr/>
+      <w:r>
+        <w:rPr>
+          <w:lang w:val="ne_NP" w:bidi="ne_NP"/>
+        </w:rPr>
+      </w:r>
+      <w:r>
+        <w:rPr>
+          <w:vertAlign w:val="superscript"/>
+          <w:lang w:val="ne_NP" w:bidi="ne_NP"/>
+        </w:rPr>
+        <w:t>11</w:t>
+      </w:r>
+      <w:r>
+        <w:rPr>
+          <w:lang w:val="ne_NP" w:bidi="ne_NP"/>
+        </w:rPr>
+        <w:t xml:space="preserve"> समुद्रका छालहरूले झन्-झन् भयानक रूप लिँदैथिए। यसकारण तिनीहरूले तिनलाई सोधे, “यस समुद्रलाई शान्त बनाउनका निम्ति हामीले तिमीलाई के गरौँ त?”</w:t>
+      </w:r>
+      <w:r>
+        <w:rPr>
+          <w:lang w:val="ne_NP" w:bidi="ne_NP"/>
+        </w:rPr>
+      </w:r>
+      <w:r>
+        <w:rPr>
+          <w:lang w:val="ne_NP" w:bidi="ne_NP"/>
+        </w:rPr>
+      </w:r>
+    </w:p>
+    <w:p>
+      <w:pPr/>
+      <w:r>
+        <w:rPr>
+          <w:lang w:val="ne_NP" w:bidi="ne_NP"/>
+        </w:rPr>
+      </w:r>
+    </w:p>
+    <w:p>
+      <w:pPr/>
+      <w:r>
+        <w:rPr>
+          <w:lang w:val="ne_NP" w:bidi="ne_NP"/>
+        </w:rPr>
+      </w:r>
+      <w:r>
+        <w:rPr>
+          <w:vertAlign w:val="superscript"/>
+          <w:lang w:val="ne_NP" w:bidi="ne_NP"/>
+        </w:rPr>
+        <w:t>12</w:t>
+      </w:r>
+      <w:r>
+        <w:rPr>
+          <w:lang w:val="ne_NP" w:bidi="ne_NP"/>
+        </w:rPr>
+        <w:t xml:space="preserve"> तिनले जवाफ दिए, “मलाई उचालेर समुद्रमा फ्याँकिदिनुहोस्! तब यो प्रचण्ड आँधी शान्त हुनेछ। म जान्दछु, यो ठूलो आँधी मेरो दोषको कारणले तपाईंहरूमाथि आएको हो।”</w:t>
+      </w:r>
+      <w:r>
+        <w:rPr>
+          <w:lang w:val="ne_NP" w:bidi="ne_NP"/>
+        </w:rPr>
+      </w:r>
+      <w:r>
+        <w:rPr>
+          <w:lang w:val="ne_NP" w:bidi="ne_NP"/>
+        </w:rPr>
+      </w:r>
+    </w:p>
+    <w:p>
+      <w:pPr/>
+      <w:r>
+        <w:rPr>
+          <w:lang w:val="ne_NP" w:bidi="ne_NP"/>
+        </w:rPr>
+      </w:r>
+    </w:p>
+    <w:p>
+      <w:pPr/>
+      <w:r>
+        <w:rPr>
+          <w:lang w:val="ne_NP" w:bidi="ne_NP"/>
+        </w:rPr>
+      </w:r>
+      <w:r>
+        <w:rPr>
+          <w:vertAlign w:val="superscript"/>
+          <w:lang w:val="ne_NP" w:bidi="ne_NP"/>
+        </w:rPr>
+        <w:t>13</w:t>
+      </w:r>
+      <w:r>
+        <w:rPr>
+          <w:lang w:val="ne_NP" w:bidi="ne_NP"/>
+        </w:rPr>
+        <w:t xml:space="preserve"> तरै पनि मानिसहरूले जहाजलाई किनारसम्म पुर्‍याउनलाई सकेसम्म धेरै कोसिस गरे, तर तिनीहरूले सकेनन्; किनकि समुद्र झन्-झन् उग्र हुँदैथियो।</w:t>
+      </w:r>
+      <w:r>
+        <w:rPr>
+          <w:lang w:val="ne_NP" w:bidi="ne_NP"/>
+        </w:rPr>
+      </w:r>
+      <w:r>
+        <w:rPr>
+          <w:lang w:val="ne_NP" w:bidi="ne_NP"/>
+        </w:rPr>
+      </w:r>
+    </w:p>
+    <w:p>
+      <w:pPr/>
+      <w:r>
+        <w:rPr>
+          <w:lang w:val="ne_NP" w:bidi="ne_NP"/>
+        </w:rPr>
+      </w:r>
+    </w:p>
+    <w:p>
+      <w:pPr/>
+      <w:r>
+        <w:rPr>
+          <w:lang w:val="ne_NP" w:bidi="ne_NP"/>
+        </w:rPr>
+      </w:r>
+      <w:r>
+        <w:rPr>
+          <w:vertAlign w:val="superscript"/>
+          <w:lang w:val="ne_NP" w:bidi="ne_NP"/>
+        </w:rPr>
+        <w:t>14</w:t>
+      </w:r>
+      <w:r>
+        <w:rPr>
+          <w:lang w:val="ne_NP" w:bidi="ne_NP"/>
+        </w:rPr>
+        <w:t xml:space="preserve"> त्यसपछि तिनीहरूले याहवेहलाई पुकारे, “हे याहवेह, यो मानिसको प्राणको कारण दया गरी हामीलाई नष्‍ट हुन नदिनुहोस्। एक निर्दोष मानिसको हत्याको निम्ति हामीलाई जिम्मेवार नठहराउनुहोस्; किनकि हे याहवेह, तपाईंलाई जस्तो उचित लाग्यो, त्यही गर्नुभएको छ।”</w:t>
+      </w:r>
+      <w:r>
+        <w:rPr>
+          <w:lang w:val="ne_NP" w:bidi="ne_NP"/>
+        </w:rPr>
+      </w:r>
+      <w:r>
+        <w:rPr>
+          <w:lang w:val="ne_NP" w:bidi="ne_NP"/>
+        </w:rPr>
+      </w:r>
+    </w:p>
+    <w:p>
+      <w:pPr/>
+      <w:r>
+        <w:rPr>
+          <w:lang w:val="ne_NP" w:bidi="ne_NP"/>
+        </w:rPr>
+      </w:r>
+    </w:p>
+    <w:p>
+      <w:pPr/>
+      <w:r>
+        <w:rPr>
+          <w:lang w:val="ne_NP" w:bidi="ne_NP"/>
+        </w:rPr>
+      </w:r>
+      <w:r>
+        <w:rPr>
+          <w:vertAlign w:val="superscript"/>
+          <w:lang w:val="ne_NP" w:bidi="ne_NP"/>
+        </w:rPr>
+        <w:t>15</w:t>
+      </w:r>
+      <w:r>
+        <w:rPr>
+          <w:lang w:val="ne_NP" w:bidi="ne_NP"/>
+        </w:rPr>
+        <w:t xml:space="preserve"> त्यसपछि तिनीहरूले योनालाई उचालेर जहाजबाट समुद्रमा फालिदिए, तब उर्लिएर आएको समुद्र शान्त भयो।</w:t>
+      </w:r>
+      <w:r>
+        <w:rPr>
+          <w:lang w:val="ne_NP" w:bidi="ne_NP"/>
+        </w:rPr>
+      </w:r>
+      <w:r>
+        <w:rPr>
+          <w:lang w:val="ne_NP" w:bidi="ne_NP"/>
+        </w:rPr>
+      </w:r>
+    </w:p>
+    <w:p>
+      <w:pPr/>
+      <w:r>
+        <w:rPr>
+          <w:lang w:val="ne_NP" w:bidi="ne_NP"/>
+        </w:rPr>
+      </w:r>
+    </w:p>
+    <w:p>
+      <w:pPr/>
+      <w:r>
+        <w:rPr>
+          <w:lang w:val="ne_NP" w:bidi="ne_NP"/>
+        </w:rPr>
+      </w:r>
+      <w:r>
+        <w:rPr>
+          <w:vertAlign w:val="superscript"/>
+          <w:lang w:val="ne_NP" w:bidi="ne_NP"/>
+        </w:rPr>
+        <w:t>16</w:t>
+      </w:r>
+      <w:r>
+        <w:rPr>
+          <w:lang w:val="ne_NP" w:bidi="ne_NP"/>
+        </w:rPr>
+        <w:t xml:space="preserve"> यो कुरा देखेर मानिसहरू याहवेहसित साह्रै डराए, र तिनीहरूले याहवेहलाई बलिदान चढाए र उहाँलाई भाकल गरे।</w:t>
+      </w:r>
+      <w:r>
+        <w:rPr>
+          <w:lang w:val="ne_NP" w:bidi="ne_NP"/>
+        </w:rPr>
+      </w:r>
+      <w:r>
+        <w:rPr>
+          <w:lang w:val="ne_NP" w:bidi="ne_NP"/>
+        </w:rPr>
+      </w:r>
+    </w:p>
+    <w:p>
+      <w:pPr/>
+      <w:r>
+        <w:rPr>
+          <w:lang w:val="ne_NP" w:bidi="ne_NP"/>
+        </w:rPr>
+      </w:r>
+    </w:p>
+    <w:p>
+      <w:pPr/>
+      <w:r>
+        <w:rPr>
+          <w:lang w:val="ne_NP" w:bidi="ne_NP"/>
+        </w:rPr>
+      </w:r>
+      <w:r>
+        <w:rPr>
+          <w:vertAlign w:val="superscript"/>
+          <w:lang w:val="ne_NP" w:bidi="ne_NP"/>
+        </w:rPr>
+        <w:t>17</w:t>
+      </w:r>
+      <w:r>
+        <w:rPr>
+          <w:lang w:val="ne_NP" w:bidi="ne_NP"/>
+        </w:rPr>
+        <w:t xml:space="preserve"> तब याहवेहले योनालाई निल्नलाई एउटा विशाल माछालाई पठाउनुभयो; अनि योना माछाको पेटभित्र तीन दिन र तीन रातसम्म रहिरहे।</w:t>
+      </w:r>
+      <w:r>
+        <w:rPr>
+          <w:lang w:val="ne_NP" w:bidi="ne_NP"/>
+        </w:rPr>
+      </w:r>
+      <w:r>
+        <w:rPr>
+          <w:lang w:val="ne_NP" w:bidi="ne_NP"/>
+        </w:rPr>
+      </w:r>
+    </w:p>
+    <w:p>
+      <w:pPr/>
+      <w:r>
+        <w:rPr>
+          <w:lang w:val="ne_NP" w:bidi="ne_NP"/>
+        </w:rPr>
+      </w:r>
+    </w:p>
+    <w:p>
       <w:pPr>
         <w:pStyle w:val="Heading2"/>
       </w:pPr>
@@ -330,7 +941,7 @@
         <w:rPr>
           <w:lang w:val="ne_NP" w:bidi="ne_NP"/>
         </w:rPr>
-        <w:t>Jonah 1:2</w:t>
+        <w:t>Jonah 2:1</w:t>
       </w:r>
       <w:r>
         <w:rPr>
@@ -350,13 +961,364 @@
           <w:vertAlign w:val="superscript"/>
           <w:lang w:val="ne_NP" w:bidi="ne_NP"/>
         </w:rPr>
+        <w:t>1</w:t>
+      </w:r>
+      <w:r>
+        <w:rPr>
+          <w:lang w:val="ne_NP" w:bidi="ne_NP"/>
+        </w:rPr>
+        <w:t xml:space="preserve"> योनाले माछाको पेटभित्रबाट याहवेह आफ्ना परमेश्‍वरलाई प्रार्थना गरे।</w:t>
+      </w:r>
+      <w:r>
+        <w:rPr>
+          <w:lang w:val="ne_NP" w:bidi="ne_NP"/>
+        </w:rPr>
+      </w:r>
+      <w:r>
+        <w:rPr>
+          <w:lang w:val="ne_NP" w:bidi="ne_NP"/>
+        </w:rPr>
+      </w:r>
+    </w:p>
+    <w:p>
+      <w:pPr/>
+      <w:r>
+        <w:rPr>
+          <w:lang w:val="ne_NP" w:bidi="ne_NP"/>
+        </w:rPr>
+      </w:r>
+    </w:p>
+    <w:p>
+      <w:pPr/>
+      <w:r>
+        <w:rPr>
+          <w:lang w:val="ne_NP" w:bidi="ne_NP"/>
+        </w:rPr>
+      </w:r>
+      <w:r>
+        <w:rPr>
+          <w:vertAlign w:val="superscript"/>
+          <w:lang w:val="ne_NP" w:bidi="ne_NP"/>
+        </w:rPr>
         <w:t>2</w:t>
       </w:r>
       <w:r>
         <w:rPr>
           <w:lang w:val="ne_NP" w:bidi="ne_NP"/>
         </w:rPr>
-        <w:t xml:space="preserve"> “त्यो ठूलो सहर निनवेमा जा, र त्यसको विरुद्धमा प्रचार गर्; किनकि त्यसको दुष्‍टता मेरो सामु आइपुगेको छ।”</w:t>
+        <w:t xml:space="preserve"> तिनले यसरी याहवेहसँग प्रार्थना गरेर भने: “मेरो सङ्कष्‍टको समयमा मैले याहवेहलाई पुकारेँ, र उहाँले मलाई जवाफ दिनुभयो। मृतकहरूको गहिरो पातालबाट मैले सहायताको निम्ति पुकारेँ; अनि तपाईंले मेरो क्रन्दन सुन्‍नुभयो।</w:t>
+      </w:r>
+      <w:r>
+        <w:rPr>
+          <w:lang w:val="ne_NP" w:bidi="ne_NP"/>
+        </w:rPr>
+      </w:r>
+      <w:r>
+        <w:rPr>
+          <w:lang w:val="ne_NP" w:bidi="ne_NP"/>
+        </w:rPr>
+      </w:r>
+    </w:p>
+    <w:p>
+      <w:pPr/>
+      <w:r>
+        <w:rPr>
+          <w:lang w:val="ne_NP" w:bidi="ne_NP"/>
+        </w:rPr>
+      </w:r>
+    </w:p>
+    <w:p>
+      <w:pPr/>
+      <w:r>
+        <w:rPr>
+          <w:lang w:val="ne_NP" w:bidi="ne_NP"/>
+        </w:rPr>
+      </w:r>
+      <w:r>
+        <w:rPr>
+          <w:vertAlign w:val="superscript"/>
+          <w:lang w:val="ne_NP" w:bidi="ne_NP"/>
+        </w:rPr>
+        <w:t>3</w:t>
+      </w:r>
+      <w:r>
+        <w:rPr>
+          <w:lang w:val="ne_NP" w:bidi="ne_NP"/>
+        </w:rPr>
+        <w:t xml:space="preserve"> तपाईंले मलाई समुद्रको गहिराइमा फालिदिनुभयो, समुद्रको मुटुभित्र म डुबेँ; अनि पानीका छालहरूले मलाई घेरे; अनि तपाईंका पानीका छालहरू र लहरहरू ममाथि उर्लेर आए।</w:t>
+      </w:r>
+      <w:r>
+        <w:rPr>
+          <w:lang w:val="ne_NP" w:bidi="ne_NP"/>
+        </w:rPr>
+      </w:r>
+      <w:r>
+        <w:rPr>
+          <w:lang w:val="ne_NP" w:bidi="ne_NP"/>
+        </w:rPr>
+      </w:r>
+    </w:p>
+    <w:p>
+      <w:pPr/>
+      <w:r>
+        <w:rPr>
+          <w:lang w:val="ne_NP" w:bidi="ne_NP"/>
+        </w:rPr>
+      </w:r>
+    </w:p>
+    <w:p>
+      <w:pPr/>
+      <w:r>
+        <w:rPr>
+          <w:lang w:val="ne_NP" w:bidi="ne_NP"/>
+        </w:rPr>
+      </w:r>
+      <w:r>
+        <w:rPr>
+          <w:vertAlign w:val="superscript"/>
+          <w:lang w:val="ne_NP" w:bidi="ne_NP"/>
+        </w:rPr>
+        <w:t>4</w:t>
+      </w:r>
+      <w:r>
+        <w:rPr>
+          <w:lang w:val="ne_NP" w:bidi="ne_NP"/>
+        </w:rPr>
+        <w:t xml:space="preserve"> मैले भनेँ, ‘म तपाईंको दृष्‍टिबाट निकालिएको छु; तापनि म फेरि पनि तपाईंको पवित्र मन्दिरतिर हेर्नेछु।’</w:t>
+      </w:r>
+      <w:r>
+        <w:rPr>
+          <w:lang w:val="ne_NP" w:bidi="ne_NP"/>
+        </w:rPr>
+      </w:r>
+      <w:r>
+        <w:rPr>
+          <w:lang w:val="ne_NP" w:bidi="ne_NP"/>
+        </w:rPr>
+      </w:r>
+    </w:p>
+    <w:p>
+      <w:pPr/>
+      <w:r>
+        <w:rPr>
+          <w:lang w:val="ne_NP" w:bidi="ne_NP"/>
+        </w:rPr>
+      </w:r>
+    </w:p>
+    <w:p>
+      <w:pPr/>
+      <w:r>
+        <w:rPr>
+          <w:lang w:val="ne_NP" w:bidi="ne_NP"/>
+        </w:rPr>
+      </w:r>
+      <w:r>
+        <w:rPr>
+          <w:vertAlign w:val="superscript"/>
+          <w:lang w:val="ne_NP" w:bidi="ne_NP"/>
+        </w:rPr>
+        <w:t>5</w:t>
+      </w:r>
+      <w:r>
+        <w:rPr>
+          <w:lang w:val="ne_NP" w:bidi="ne_NP"/>
+        </w:rPr>
+        <w:t xml:space="preserve"> डुबाउने पानीले मलाई भयभीत तुल्याए, र समुद्रको गहिराइले मलाई चारैतिर घेरेका थिए; समुद्रका झारहरू मेरो टाउकोमा बेह्रिएका थिए।</w:t>
+      </w:r>
+      <w:r>
+        <w:rPr>
+          <w:lang w:val="ne_NP" w:bidi="ne_NP"/>
+        </w:rPr>
+      </w:r>
+      <w:r>
+        <w:rPr>
+          <w:lang w:val="ne_NP" w:bidi="ne_NP"/>
+        </w:rPr>
+      </w:r>
+    </w:p>
+    <w:p>
+      <w:pPr/>
+      <w:r>
+        <w:rPr>
+          <w:lang w:val="ne_NP" w:bidi="ne_NP"/>
+        </w:rPr>
+      </w:r>
+    </w:p>
+    <w:p>
+      <w:pPr/>
+      <w:r>
+        <w:rPr>
+          <w:lang w:val="ne_NP" w:bidi="ne_NP"/>
+        </w:rPr>
+      </w:r>
+      <w:r>
+        <w:rPr>
+          <w:vertAlign w:val="superscript"/>
+          <w:lang w:val="ne_NP" w:bidi="ne_NP"/>
+        </w:rPr>
+        <w:t>6</w:t>
+      </w:r>
+      <w:r>
+        <w:rPr>
+          <w:lang w:val="ne_NP" w:bidi="ne_NP"/>
+        </w:rPr>
+        <w:t xml:space="preserve"> म डुबेर तल पर्वतहरूका फेदसम्मै पुगेँ; पृथ्वीले मलाई सदाको निम्ति थुनिदियो। तर पनि तपाईंले, हे याहवेह मेरा परमेश्‍वर, मेरो प्राणलाई खाल्डोबाट निकालेर ल्याउनुभयो।</w:t>
+      </w:r>
+      <w:r>
+        <w:rPr>
+          <w:lang w:val="ne_NP" w:bidi="ne_NP"/>
+        </w:rPr>
+      </w:r>
+      <w:r>
+        <w:rPr>
+          <w:lang w:val="ne_NP" w:bidi="ne_NP"/>
+        </w:rPr>
+      </w:r>
+    </w:p>
+    <w:p>
+      <w:pPr/>
+      <w:r>
+        <w:rPr>
+          <w:lang w:val="ne_NP" w:bidi="ne_NP"/>
+        </w:rPr>
+      </w:r>
+    </w:p>
+    <w:p>
+      <w:pPr/>
+      <w:r>
+        <w:rPr>
+          <w:lang w:val="ne_NP" w:bidi="ne_NP"/>
+        </w:rPr>
+      </w:r>
+      <w:r>
+        <w:rPr>
+          <w:vertAlign w:val="superscript"/>
+          <w:lang w:val="ne_NP" w:bidi="ne_NP"/>
+        </w:rPr>
+        <w:t>7</w:t>
+      </w:r>
+      <w:r>
+        <w:rPr>
+          <w:lang w:val="ne_NP" w:bidi="ne_NP"/>
+        </w:rPr>
+        <w:t xml:space="preserve"> “जब मेरो प्राण जानै लागेको थियो, हे याहवेह, मैले तपाईंलाई सम्झेँ; अनि मेरो प्रार्थना तपाईंकहाँ, तपाईंको पवित्र मन्दिरसम्म पुग्यो।</w:t>
+      </w:r>
+      <w:r>
+        <w:rPr>
+          <w:lang w:val="ne_NP" w:bidi="ne_NP"/>
+        </w:rPr>
+      </w:r>
+      <w:r>
+        <w:rPr>
+          <w:lang w:val="ne_NP" w:bidi="ne_NP"/>
+        </w:rPr>
+      </w:r>
+    </w:p>
+    <w:p>
+      <w:pPr/>
+      <w:r>
+        <w:rPr>
+          <w:lang w:val="ne_NP" w:bidi="ne_NP"/>
+        </w:rPr>
+      </w:r>
+    </w:p>
+    <w:p>
+      <w:pPr/>
+      <w:r>
+        <w:rPr>
+          <w:lang w:val="ne_NP" w:bidi="ne_NP"/>
+        </w:rPr>
+      </w:r>
+      <w:r>
+        <w:rPr>
+          <w:vertAlign w:val="superscript"/>
+          <w:lang w:val="ne_NP" w:bidi="ne_NP"/>
+        </w:rPr>
+        <w:t>8</w:t>
+      </w:r>
+      <w:r>
+        <w:rPr>
+          <w:lang w:val="ne_NP" w:bidi="ne_NP"/>
+        </w:rPr>
+        <w:t xml:space="preserve"> “जजसले व्यर्थका मूर्तिहरूमा भरोसा गर्छन्, तिनीहरू परमेश्‍वरको अचुक प्रेमबाट टाढा हुन्छन्।</w:t>
+      </w:r>
+      <w:r>
+        <w:rPr>
+          <w:lang w:val="ne_NP" w:bidi="ne_NP"/>
+        </w:rPr>
+      </w:r>
+      <w:r>
+        <w:rPr>
+          <w:lang w:val="ne_NP" w:bidi="ne_NP"/>
+        </w:rPr>
+      </w:r>
+    </w:p>
+    <w:p>
+      <w:pPr/>
+      <w:r>
+        <w:rPr>
+          <w:lang w:val="ne_NP" w:bidi="ne_NP"/>
+        </w:rPr>
+      </w:r>
+    </w:p>
+    <w:p>
+      <w:pPr/>
+      <w:r>
+        <w:rPr>
+          <w:lang w:val="ne_NP" w:bidi="ne_NP"/>
+        </w:rPr>
+      </w:r>
+      <w:r>
+        <w:rPr>
+          <w:vertAlign w:val="superscript"/>
+          <w:lang w:val="ne_NP" w:bidi="ne_NP"/>
+        </w:rPr>
+        <w:t>9</w:t>
+      </w:r>
+      <w:r>
+        <w:rPr>
+          <w:lang w:val="ne_NP" w:bidi="ne_NP"/>
+        </w:rPr>
+        <w:t xml:space="preserve"> तर म धन्यवादको स्तुतिसहित तपाईंलाई बलिदान चढाउनेछु। मैले जे भाकल गरेको छु, त्यो म पूरा गर्नेछु। म भन्‍नेछु, ‘उद्धार याहवेहबाट नै आउँछ।’ ”</w:t>
+      </w:r>
+      <w:r>
+        <w:rPr>
+          <w:lang w:val="ne_NP" w:bidi="ne_NP"/>
+        </w:rPr>
+      </w:r>
+      <w:r>
+        <w:rPr>
+          <w:lang w:val="ne_NP" w:bidi="ne_NP"/>
+        </w:rPr>
+      </w:r>
+    </w:p>
+    <w:p>
+      <w:pPr/>
+      <w:r>
+        <w:rPr>
+          <w:lang w:val="ne_NP" w:bidi="ne_NP"/>
+        </w:rPr>
+      </w:r>
+    </w:p>
+    <w:p>
+      <w:pPr/>
+      <w:r>
+        <w:rPr>
+          <w:lang w:val="ne_NP" w:bidi="ne_NP"/>
+        </w:rPr>
+      </w:r>
+      <w:r>
+        <w:rPr>
+          <w:vertAlign w:val="superscript"/>
+          <w:lang w:val="ne_NP" w:bidi="ne_NP"/>
+        </w:rPr>
+        <w:t>10</w:t>
+      </w:r>
+      <w:r>
+        <w:rPr>
+          <w:lang w:val="ne_NP" w:bidi="ne_NP"/>
+        </w:rPr>
+        <w:t xml:space="preserve"> अनि याहवेहले माछालाई आज्ञा दिनुभयो र त्यसले योनालाई सुक्खा जमिनमा उकेलिदियो।</w:t>
       </w:r>
       <w:r>
         <w:rPr>
@@ -385,7 +1347,7 @@
         <w:rPr>
           <w:lang w:val="ne_NP" w:bidi="ne_NP"/>
         </w:rPr>
-        <w:t>Jonah 1:3</w:t>
+        <w:t>Jonah 3:1</w:t>
       </w:r>
       <w:r>
         <w:rPr>
@@ -405,13 +1367,364 @@
           <w:vertAlign w:val="superscript"/>
           <w:lang w:val="ne_NP" w:bidi="ne_NP"/>
         </w:rPr>
+        <w:t>1</w:t>
+      </w:r>
+      <w:r>
+        <w:rPr>
+          <w:lang w:val="ne_NP" w:bidi="ne_NP"/>
+        </w:rPr>
+        <w:t xml:space="preserve"> त्यसपछि याहवेहको वचन दोस्रो पटक योनाकहाँ आयो:</w:t>
+      </w:r>
+      <w:r>
+        <w:rPr>
+          <w:lang w:val="ne_NP" w:bidi="ne_NP"/>
+        </w:rPr>
+      </w:r>
+      <w:r>
+        <w:rPr>
+          <w:lang w:val="ne_NP" w:bidi="ne_NP"/>
+        </w:rPr>
+      </w:r>
+    </w:p>
+    <w:p>
+      <w:pPr/>
+      <w:r>
+        <w:rPr>
+          <w:lang w:val="ne_NP" w:bidi="ne_NP"/>
+        </w:rPr>
+      </w:r>
+    </w:p>
+    <w:p>
+      <w:pPr/>
+      <w:r>
+        <w:rPr>
+          <w:lang w:val="ne_NP" w:bidi="ne_NP"/>
+        </w:rPr>
+      </w:r>
+      <w:r>
+        <w:rPr>
+          <w:vertAlign w:val="superscript"/>
+          <w:lang w:val="ne_NP" w:bidi="ne_NP"/>
+        </w:rPr>
+        <w:t>2</w:t>
+      </w:r>
+      <w:r>
+        <w:rPr>
+          <w:lang w:val="ne_NP" w:bidi="ne_NP"/>
+        </w:rPr>
+        <w:t xml:space="preserve"> “त्यो ठूलो सहर निनवेमा जा, र मैले तँलाई दिएको सन्देश जे छ, त्यसलाई घोषणा गर्।”</w:t>
+      </w:r>
+      <w:r>
+        <w:rPr>
+          <w:lang w:val="ne_NP" w:bidi="ne_NP"/>
+        </w:rPr>
+      </w:r>
+      <w:r>
+        <w:rPr>
+          <w:lang w:val="ne_NP" w:bidi="ne_NP"/>
+        </w:rPr>
+      </w:r>
+    </w:p>
+    <w:p>
+      <w:pPr/>
+      <w:r>
+        <w:rPr>
+          <w:lang w:val="ne_NP" w:bidi="ne_NP"/>
+        </w:rPr>
+      </w:r>
+    </w:p>
+    <w:p>
+      <w:pPr/>
+      <w:r>
+        <w:rPr>
+          <w:lang w:val="ne_NP" w:bidi="ne_NP"/>
+        </w:rPr>
+      </w:r>
+      <w:r>
+        <w:rPr>
+          <w:vertAlign w:val="superscript"/>
+          <w:lang w:val="ne_NP" w:bidi="ne_NP"/>
+        </w:rPr>
         <w:t>3</w:t>
       </w:r>
       <w:r>
         <w:rPr>
           <w:lang w:val="ne_NP" w:bidi="ne_NP"/>
         </w:rPr>
-        <w:t xml:space="preserve"> तर योना याहवेहदेखि भाग्न विपरीत दिशा तर्शीशतिर लागे। तिनी तल जोप्पा सहरमा गए, जहाँ तिनले तर्शीशतिर जाने एउटा जहाज भेट्टाए। जहाजको भाडा तिरे, र याहवेहदेखि भाग्न तिनी जहाजमा चढेर तर्शीशतिर लागे।</w:t>
+        <w:t xml:space="preserve"> योनाले याहवेहको वचन पालन गरेर निनवेमा गए। निनवे एक ठूलो सहर थियो; यस सहरलाई पार गर्नलाई तीन दिन लाग्थ्यो।</w:t>
+      </w:r>
+      <w:r>
+        <w:rPr>
+          <w:lang w:val="ne_NP" w:bidi="ne_NP"/>
+        </w:rPr>
+      </w:r>
+      <w:r>
+        <w:rPr>
+          <w:lang w:val="ne_NP" w:bidi="ne_NP"/>
+        </w:rPr>
+      </w:r>
+    </w:p>
+    <w:p>
+      <w:pPr/>
+      <w:r>
+        <w:rPr>
+          <w:lang w:val="ne_NP" w:bidi="ne_NP"/>
+        </w:rPr>
+      </w:r>
+    </w:p>
+    <w:p>
+      <w:pPr/>
+      <w:r>
+        <w:rPr>
+          <w:lang w:val="ne_NP" w:bidi="ne_NP"/>
+        </w:rPr>
+      </w:r>
+      <w:r>
+        <w:rPr>
+          <w:vertAlign w:val="superscript"/>
+          <w:lang w:val="ne_NP" w:bidi="ne_NP"/>
+        </w:rPr>
+        <w:t>4</w:t>
+      </w:r>
+      <w:r>
+        <w:rPr>
+          <w:lang w:val="ne_NP" w:bidi="ne_NP"/>
+        </w:rPr>
+        <w:t xml:space="preserve"> योना सहरभित्र पसेर एक दिनको बाटोसम्म यात्रा गरेपछि तिनले परमेश्‍वरको सन्देश घोषणा गर्न सुरु गरे: “अब चालीस दिनमा निनवे सहर नष्‍ट पारिनेछ।”</w:t>
+      </w:r>
+      <w:r>
+        <w:rPr>
+          <w:lang w:val="ne_NP" w:bidi="ne_NP"/>
+        </w:rPr>
+      </w:r>
+      <w:r>
+        <w:rPr>
+          <w:lang w:val="ne_NP" w:bidi="ne_NP"/>
+        </w:rPr>
+      </w:r>
+    </w:p>
+    <w:p>
+      <w:pPr/>
+      <w:r>
+        <w:rPr>
+          <w:lang w:val="ne_NP" w:bidi="ne_NP"/>
+        </w:rPr>
+      </w:r>
+    </w:p>
+    <w:p>
+      <w:pPr/>
+      <w:r>
+        <w:rPr>
+          <w:lang w:val="ne_NP" w:bidi="ne_NP"/>
+        </w:rPr>
+      </w:r>
+      <w:r>
+        <w:rPr>
+          <w:vertAlign w:val="superscript"/>
+          <w:lang w:val="ne_NP" w:bidi="ne_NP"/>
+        </w:rPr>
+        <w:t>5</w:t>
+      </w:r>
+      <w:r>
+        <w:rPr>
+          <w:lang w:val="ne_NP" w:bidi="ne_NP"/>
+        </w:rPr>
+        <w:t xml:space="preserve"> निनवेका मानिसहरूले परमेश्‍वरको सन्देशलाई विश्‍वास गरे। तिनीहरूले उपवासको घोषणा गरे; अनि सानादेखि ठूलासम्म सबैले भाङ्ग्रा लगाए।</w:t>
+      </w:r>
+      <w:r>
+        <w:rPr>
+          <w:lang w:val="ne_NP" w:bidi="ne_NP"/>
+        </w:rPr>
+      </w:r>
+      <w:r>
+        <w:rPr>
+          <w:lang w:val="ne_NP" w:bidi="ne_NP"/>
+        </w:rPr>
+      </w:r>
+    </w:p>
+    <w:p>
+      <w:pPr/>
+      <w:r>
+        <w:rPr>
+          <w:lang w:val="ne_NP" w:bidi="ne_NP"/>
+        </w:rPr>
+      </w:r>
+    </w:p>
+    <w:p>
+      <w:pPr/>
+      <w:r>
+        <w:rPr>
+          <w:lang w:val="ne_NP" w:bidi="ne_NP"/>
+        </w:rPr>
+      </w:r>
+      <w:r>
+        <w:rPr>
+          <w:vertAlign w:val="superscript"/>
+          <w:lang w:val="ne_NP" w:bidi="ne_NP"/>
+        </w:rPr>
+        <w:t>6</w:t>
+      </w:r>
+      <w:r>
+        <w:rPr>
+          <w:lang w:val="ne_NP" w:bidi="ne_NP"/>
+        </w:rPr>
+        <w:t xml:space="preserve"> जब यो खबर निनवेका राजाकहाँ पुग्यो, तब तिनी आफ्नो सिंहासनबाट उठे; आफ्नो राजकीय पोशाक फुकाले र भाङ्ग्रा ओढेर खरानीमा बसे।</w:t>
+      </w:r>
+      <w:r>
+        <w:rPr>
+          <w:lang w:val="ne_NP" w:bidi="ne_NP"/>
+        </w:rPr>
+      </w:r>
+      <w:r>
+        <w:rPr>
+          <w:lang w:val="ne_NP" w:bidi="ne_NP"/>
+        </w:rPr>
+      </w:r>
+    </w:p>
+    <w:p>
+      <w:pPr/>
+      <w:r>
+        <w:rPr>
+          <w:lang w:val="ne_NP" w:bidi="ne_NP"/>
+        </w:rPr>
+      </w:r>
+    </w:p>
+    <w:p>
+      <w:pPr/>
+      <w:r>
+        <w:rPr>
+          <w:lang w:val="ne_NP" w:bidi="ne_NP"/>
+        </w:rPr>
+      </w:r>
+      <w:r>
+        <w:rPr>
+          <w:vertAlign w:val="superscript"/>
+          <w:lang w:val="ne_NP" w:bidi="ne_NP"/>
+        </w:rPr>
+        <w:t>7</w:t>
+      </w:r>
+      <w:r>
+        <w:rPr>
+          <w:lang w:val="ne_NP" w:bidi="ne_NP"/>
+        </w:rPr>
+        <w:t xml:space="preserve"> त्यसपछि राजाले निनवेमा यस्तो घोषणा जारी गरे: राजा र तिनका अधिकारीहरूका उर्दीअनुसार: “मानिस वा पशुप्राणी, गाईबस्तु वा भेडाबाख्रा, कसैले पनि केही खानेकुरा नचाखोस्; तिनीहरूलाई खान वा पिउन नदिइयोस्।</w:t>
+      </w:r>
+      <w:r>
+        <w:rPr>
+          <w:lang w:val="ne_NP" w:bidi="ne_NP"/>
+        </w:rPr>
+      </w:r>
+      <w:r>
+        <w:rPr>
+          <w:lang w:val="ne_NP" w:bidi="ne_NP"/>
+        </w:rPr>
+      </w:r>
+    </w:p>
+    <w:p>
+      <w:pPr/>
+      <w:r>
+        <w:rPr>
+          <w:lang w:val="ne_NP" w:bidi="ne_NP"/>
+        </w:rPr>
+      </w:r>
+    </w:p>
+    <w:p>
+      <w:pPr/>
+      <w:r>
+        <w:rPr>
+          <w:lang w:val="ne_NP" w:bidi="ne_NP"/>
+        </w:rPr>
+      </w:r>
+      <w:r>
+        <w:rPr>
+          <w:vertAlign w:val="superscript"/>
+          <w:lang w:val="ne_NP" w:bidi="ne_NP"/>
+        </w:rPr>
+        <w:t>8</w:t>
+      </w:r>
+      <w:r>
+        <w:rPr>
+          <w:lang w:val="ne_NP" w:bidi="ne_NP"/>
+        </w:rPr>
+        <w:t xml:space="preserve"> तर मानिस र पशुप्राणीहरू सबैले भाङ्ग्रा ओढून्, र तुरुन्तै सबैले परमेश्‍वरलाई पुकारून्। तिनीहरूले आफ्ना दुष्‍ट चालहरू छोडून् र आफ्ना हिंसा त्यागून्।</w:t>
+      </w:r>
+      <w:r>
+        <w:rPr>
+          <w:lang w:val="ne_NP" w:bidi="ne_NP"/>
+        </w:rPr>
+      </w:r>
+      <w:r>
+        <w:rPr>
+          <w:lang w:val="ne_NP" w:bidi="ne_NP"/>
+        </w:rPr>
+      </w:r>
+    </w:p>
+    <w:p>
+      <w:pPr/>
+      <w:r>
+        <w:rPr>
+          <w:lang w:val="ne_NP" w:bidi="ne_NP"/>
+        </w:rPr>
+      </w:r>
+    </w:p>
+    <w:p>
+      <w:pPr/>
+      <w:r>
+        <w:rPr>
+          <w:lang w:val="ne_NP" w:bidi="ne_NP"/>
+        </w:rPr>
+      </w:r>
+      <w:r>
+        <w:rPr>
+          <w:vertAlign w:val="superscript"/>
+          <w:lang w:val="ne_NP" w:bidi="ne_NP"/>
+        </w:rPr>
+        <w:t>9</w:t>
+      </w:r>
+      <w:r>
+        <w:rPr>
+          <w:lang w:val="ne_NP" w:bidi="ne_NP"/>
+        </w:rPr>
+        <w:t xml:space="preserve"> कसले जान्दछ? हामी नाश नहोऔँ भनी परमेश्‍वरले अझै पनि आफ्नो मन बदल्नुहुन्छ, वा दयाले भरिएर आफ्नो भयङ्कर क्रोधबाट फर्कनुहोला कि।”</w:t>
+      </w:r>
+      <w:r>
+        <w:rPr>
+          <w:lang w:val="ne_NP" w:bidi="ne_NP"/>
+        </w:rPr>
+      </w:r>
+      <w:r>
+        <w:rPr>
+          <w:lang w:val="ne_NP" w:bidi="ne_NP"/>
+        </w:rPr>
+      </w:r>
+    </w:p>
+    <w:p>
+      <w:pPr/>
+      <w:r>
+        <w:rPr>
+          <w:lang w:val="ne_NP" w:bidi="ne_NP"/>
+        </w:rPr>
+      </w:r>
+    </w:p>
+    <w:p>
+      <w:pPr/>
+      <w:r>
+        <w:rPr>
+          <w:lang w:val="ne_NP" w:bidi="ne_NP"/>
+        </w:rPr>
+      </w:r>
+      <w:r>
+        <w:rPr>
+          <w:vertAlign w:val="superscript"/>
+          <w:lang w:val="ne_NP" w:bidi="ne_NP"/>
+        </w:rPr>
+        <w:t>10</w:t>
+      </w:r>
+      <w:r>
+        <w:rPr>
+          <w:lang w:val="ne_NP" w:bidi="ne_NP"/>
+        </w:rPr>
+        <w:t xml:space="preserve"> जब परमेश्‍वरले तिनीहरूले गरेका काम र तिनीहरू आफ्ना दुष्‍ट चालहरूबाट फर्केको देख्नुभयो, तब उहाँ दयाले भरिनुभयो र उहाँले दिनुभएको सर्वनाशको धम्की तिनीहरूमाथि ल्याउनुभएन।</w:t>
       </w:r>
       <w:r>
         <w:rPr>
@@ -440,7 +1753,7 @@
         <w:rPr>
           <w:lang w:val="ne_NP" w:bidi="ne_NP"/>
         </w:rPr>
-        <w:t>Jonah 1:4</w:t>
+        <w:t>Jonah 4:1</w:t>
       </w:r>
       <w:r>
         <w:rPr>
@@ -460,43 +1773,144 @@
           <w:vertAlign w:val="superscript"/>
           <w:lang w:val="ne_NP" w:bidi="ne_NP"/>
         </w:rPr>
+        <w:t>1</w:t>
+      </w:r>
+      <w:r>
+        <w:rPr>
+          <w:lang w:val="ne_NP" w:bidi="ne_NP"/>
+        </w:rPr>
+        <w:t xml:space="preserve"> तर योनालाई यो कुरा एकदमै गलत लाग्यो र तिनी साह्रै रिसाए।</w:t>
+      </w:r>
+      <w:r>
+        <w:rPr>
+          <w:lang w:val="ne_NP" w:bidi="ne_NP"/>
+        </w:rPr>
+      </w:r>
+      <w:r>
+        <w:rPr>
+          <w:lang w:val="ne_NP" w:bidi="ne_NP"/>
+        </w:rPr>
+      </w:r>
+    </w:p>
+    <w:p>
+      <w:pPr/>
+      <w:r>
+        <w:rPr>
+          <w:lang w:val="ne_NP" w:bidi="ne_NP"/>
+        </w:rPr>
+      </w:r>
+    </w:p>
+    <w:p>
+      <w:pPr/>
+      <w:r>
+        <w:rPr>
+          <w:lang w:val="ne_NP" w:bidi="ne_NP"/>
+        </w:rPr>
+      </w:r>
+      <w:r>
+        <w:rPr>
+          <w:vertAlign w:val="superscript"/>
+          <w:lang w:val="ne_NP" w:bidi="ne_NP"/>
+        </w:rPr>
+        <w:t>2</w:t>
+      </w:r>
+      <w:r>
+        <w:rPr>
+          <w:lang w:val="ne_NP" w:bidi="ne_NP"/>
+        </w:rPr>
+        <w:t xml:space="preserve"> तिनले याहवेहलाई यसरी प्रार्थना गरे, “हे याहवेह, म घरमा हुँदा नै मैले यो कुरा भनेको थिइनँ र? त्यसैले म तर्शीशतिर भागेर जान हतारिएको थिएँ। मलाई थाहा थियो, कि तपाईं अनुग्रहकारी, दयालु, रिसाउनमा ढिलो र प्रेममा भरिपूर्ण परमेश्‍वर हुनुहुन्छ, जो विपत्ति पठाउनुहुँदा खुशी हुनुहुन्‍न।</w:t>
+      </w:r>
+      <w:r>
+        <w:rPr>
+          <w:lang w:val="ne_NP" w:bidi="ne_NP"/>
+        </w:rPr>
+      </w:r>
+      <w:r>
+        <w:rPr>
+          <w:lang w:val="ne_NP" w:bidi="ne_NP"/>
+        </w:rPr>
+      </w:r>
+    </w:p>
+    <w:p>
+      <w:pPr/>
+      <w:r>
+        <w:rPr>
+          <w:lang w:val="ne_NP" w:bidi="ne_NP"/>
+        </w:rPr>
+      </w:r>
+    </w:p>
+    <w:p>
+      <w:pPr/>
+      <w:r>
+        <w:rPr>
+          <w:lang w:val="ne_NP" w:bidi="ne_NP"/>
+        </w:rPr>
+      </w:r>
+      <w:r>
+        <w:rPr>
+          <w:vertAlign w:val="superscript"/>
+          <w:lang w:val="ne_NP" w:bidi="ne_NP"/>
+        </w:rPr>
+        <w:t>3</w:t>
+      </w:r>
+      <w:r>
+        <w:rPr>
+          <w:lang w:val="ne_NP" w:bidi="ne_NP"/>
+        </w:rPr>
+        <w:t xml:space="preserve"> अब, हे याहवेह, मेरो प्राण लिनुहोस्; किनकि मेरा निम्ति बाँच्नुभन्दा त बरु मर्नु नै असल हुनेछ।”</w:t>
+      </w:r>
+      <w:r>
+        <w:rPr>
+          <w:lang w:val="ne_NP" w:bidi="ne_NP"/>
+        </w:rPr>
+      </w:r>
+      <w:r>
+        <w:rPr>
+          <w:lang w:val="ne_NP" w:bidi="ne_NP"/>
+        </w:rPr>
+      </w:r>
+    </w:p>
+    <w:p>
+      <w:pPr/>
+      <w:r>
+        <w:rPr>
+          <w:lang w:val="ne_NP" w:bidi="ne_NP"/>
+        </w:rPr>
+      </w:r>
+    </w:p>
+    <w:p>
+      <w:pPr/>
+      <w:r>
+        <w:rPr>
+          <w:lang w:val="ne_NP" w:bidi="ne_NP"/>
+        </w:rPr>
+      </w:r>
+      <w:r>
+        <w:rPr>
+          <w:vertAlign w:val="superscript"/>
+          <w:lang w:val="ne_NP" w:bidi="ne_NP"/>
+        </w:rPr>
         <w:t>4</w:t>
       </w:r>
       <w:r>
         <w:rPr>
           <w:lang w:val="ne_NP" w:bidi="ne_NP"/>
         </w:rPr>
-        <w:t xml:space="preserve"> तब याहवेहले समुद्रमा एउटा ठूलो बतास चलाइदिनुभयो; अनि यति भयानक आँधी चल्यो, कि त्यस प्रचण्ड आँधीको कारण जहाज नष्‍ट होलाझैँ भयो।</w:t>
-      </w:r>
-      <w:r>
-        <w:rPr>
-          <w:lang w:val="ne_NP" w:bidi="ne_NP"/>
-        </w:rPr>
-      </w:r>
-      <w:r>
-        <w:rPr>
-          <w:lang w:val="ne_NP" w:bidi="ne_NP"/>
-        </w:rPr>
-      </w:r>
-    </w:p>
-    <w:p>
-      <w:pPr/>
-      <w:r>
-        <w:rPr>
-          <w:lang w:val="ne_NP" w:bidi="ne_NP"/>
-        </w:rPr>
-      </w:r>
-    </w:p>
-    <w:p>
-      <w:pPr>
-        <w:pStyle w:val="Heading2"/>
-      </w:pPr>
-      <w:r>
-        <w:rPr>
-          <w:lang w:val="ne_NP" w:bidi="ne_NP"/>
-        </w:rPr>
-        <w:t>Jonah 1:5</w:t>
-      </w:r>
+        <w:t xml:space="preserve"> तर याहवेहले जवाफ दिनुभयो, “के तँलाई रिसाउने कुनै अधिकार छ?”</w:t>
+      </w:r>
+      <w:r>
+        <w:rPr>
+          <w:lang w:val="ne_NP" w:bidi="ne_NP"/>
+        </w:rPr>
+      </w:r>
+      <w:r>
+        <w:rPr>
+          <w:lang w:val="ne_NP" w:bidi="ne_NP"/>
+        </w:rPr>
+      </w:r>
+    </w:p>
+    <w:p>
+      <w:pPr/>
       <w:r>
         <w:rPr>
           <w:lang w:val="ne_NP" w:bidi="ne_NP"/>
@@ -521,37 +1935,21 @@
         <w:rPr>
           <w:lang w:val="ne_NP" w:bidi="ne_NP"/>
         </w:rPr>
-        <w:t xml:space="preserve"> तब सबै नाविकहरू डराए, र हरेकले आ-आफ्ना देवतालाई पुकार्न थाले। अनि तिनीहरूले जहाजलाई हलुङ्गो पार्न व्यापारका सरसामानहरू समुद्रमा फालिदिए। तर योनाचाहिँ जहाजको तल्‍लो तलामा गएका थिए, जहाँ तिनी ढल्के, र तिनी मस्त निद्रामा परे।</w:t>
-      </w:r>
-      <w:r>
-        <w:rPr>
-          <w:lang w:val="ne_NP" w:bidi="ne_NP"/>
-        </w:rPr>
-      </w:r>
-      <w:r>
-        <w:rPr>
-          <w:lang w:val="ne_NP" w:bidi="ne_NP"/>
-        </w:rPr>
-      </w:r>
-    </w:p>
-    <w:p>
-      <w:pPr/>
-      <w:r>
-        <w:rPr>
-          <w:lang w:val="ne_NP" w:bidi="ne_NP"/>
-        </w:rPr>
-      </w:r>
-    </w:p>
-    <w:p>
-      <w:pPr>
-        <w:pStyle w:val="Heading2"/>
-      </w:pPr>
-      <w:r>
-        <w:rPr>
-          <w:lang w:val="ne_NP" w:bidi="ne_NP"/>
-        </w:rPr>
-        <w:t>Jonah 1:6</w:t>
-      </w:r>
+        <w:t xml:space="preserve"> योना बाहिर निस्के, र सहरको पूर्वको एउटा ठाउँमा गएर बसे। त्यहाँ तिनले एउटा छाप्रो बनाए र त्यसको छायामा बसे; अनि सहरलाई के हुँदोरहेछ भनी हेर्नलाई पर्खिबसे।</w:t>
+      </w:r>
+      <w:r>
+        <w:rPr>
+          <w:lang w:val="ne_NP" w:bidi="ne_NP"/>
+        </w:rPr>
+      </w:r>
+      <w:r>
+        <w:rPr>
+          <w:lang w:val="ne_NP" w:bidi="ne_NP"/>
+        </w:rPr>
+      </w:r>
+    </w:p>
+    <w:p>
+      <w:pPr/>
       <w:r>
         <w:rPr>
           <w:lang w:val="ne_NP" w:bidi="ne_NP"/>
@@ -576,37 +1974,21 @@
         <w:rPr>
           <w:lang w:val="ne_NP" w:bidi="ne_NP"/>
         </w:rPr>
-        <w:t xml:space="preserve"> जहाजको कप्‍तान तिनीकहाँ गएर भने, “तिमी कसरी सुत्न सकिरहेका छौ? उठ, आफ्ना ईश्‍वरलाई पुकार! सायद उहाँले हाम्रो ख्याल राख्नुहुनेछ, र हामी नष्‍ट हुनेछैनौँ।”</w:t>
-      </w:r>
-      <w:r>
-        <w:rPr>
-          <w:lang w:val="ne_NP" w:bidi="ne_NP"/>
-        </w:rPr>
-      </w:r>
-      <w:r>
-        <w:rPr>
-          <w:lang w:val="ne_NP" w:bidi="ne_NP"/>
-        </w:rPr>
-      </w:r>
-    </w:p>
-    <w:p>
-      <w:pPr/>
-      <w:r>
-        <w:rPr>
-          <w:lang w:val="ne_NP" w:bidi="ne_NP"/>
-        </w:rPr>
-      </w:r>
-    </w:p>
-    <w:p>
-      <w:pPr>
-        <w:pStyle w:val="Heading2"/>
-      </w:pPr>
-      <w:r>
-        <w:rPr>
-          <w:lang w:val="ne_NP" w:bidi="ne_NP"/>
-        </w:rPr>
-        <w:t>Jonah 1:7</w:t>
-      </w:r>
+        <w:t xml:space="preserve"> त्यसपछि याहवेह परमेश्‍वरले एउटा पातैपातको बोटलाई उमार्नुभयो, ताकि योनाको शिरमाथि छाया होस् र आराम मिलोस्, र योना त्यो बोट देखेर अत्यन्तै खुशी भए।</w:t>
+      </w:r>
+      <w:r>
+        <w:rPr>
+          <w:lang w:val="ne_NP" w:bidi="ne_NP"/>
+        </w:rPr>
+      </w:r>
+      <w:r>
+        <w:rPr>
+          <w:lang w:val="ne_NP" w:bidi="ne_NP"/>
+        </w:rPr>
+      </w:r>
+    </w:p>
+    <w:p>
+      <w:pPr/>
       <w:r>
         <w:rPr>
           <w:lang w:val="ne_NP" w:bidi="ne_NP"/>
@@ -631,37 +2013,21 @@
         <w:rPr>
           <w:lang w:val="ne_NP" w:bidi="ne_NP"/>
         </w:rPr>
-        <w:t xml:space="preserve"> तब नाविकहरूले एक-अर्कालाई भने, “आउनुहोस्, हामी चिट्ठा हालौँ र यस विपत्तिको जिम्मेवार कोचाहिँ रहेछ भनेर पत्ता लगाऔँ।” तब तिनीहरूले चिट्ठा हाले, र त्यो चिट्ठा योनाको नाममा पर्‍यो।</w:t>
-      </w:r>
-      <w:r>
-        <w:rPr>
-          <w:lang w:val="ne_NP" w:bidi="ne_NP"/>
-        </w:rPr>
-      </w:r>
-      <w:r>
-        <w:rPr>
-          <w:lang w:val="ne_NP" w:bidi="ne_NP"/>
-        </w:rPr>
-      </w:r>
-    </w:p>
-    <w:p>
-      <w:pPr/>
-      <w:r>
-        <w:rPr>
-          <w:lang w:val="ne_NP" w:bidi="ne_NP"/>
-        </w:rPr>
-      </w:r>
-    </w:p>
-    <w:p>
-      <w:pPr>
-        <w:pStyle w:val="Heading2"/>
-      </w:pPr>
-      <w:r>
-        <w:rPr>
-          <w:lang w:val="ne_NP" w:bidi="ne_NP"/>
-        </w:rPr>
-        <w:t>Jonah 1:8</w:t>
-      </w:r>
+        <w:t xml:space="preserve"> तर अर्को दिन बिहानै परमेश्‍वरले एउटा किरा पठाउनुभयो, जसले त्यो बोटलाई खाइदियो र त्यो बोट ओइलाइहाल्यो।</w:t>
+      </w:r>
+      <w:r>
+        <w:rPr>
+          <w:lang w:val="ne_NP" w:bidi="ne_NP"/>
+        </w:rPr>
+      </w:r>
+      <w:r>
+        <w:rPr>
+          <w:lang w:val="ne_NP" w:bidi="ne_NP"/>
+        </w:rPr>
+      </w:r>
+    </w:p>
+    <w:p>
+      <w:pPr/>
       <w:r>
         <w:rPr>
           <w:lang w:val="ne_NP" w:bidi="ne_NP"/>
@@ -686,37 +2052,21 @@
         <w:rPr>
           <w:lang w:val="ne_NP" w:bidi="ne_NP"/>
         </w:rPr>
-        <w:t xml:space="preserve"> त्यसपछि तिनीहरूले तिनलाई सोधे, “हामीलाई भन, हामीमाथि आएका यी सबै विपत्तिको जिम्मेवार को हो? तिमी के काम गर्छौ? तिमी कहाँबाट आएका हौ? तिम्रो देश कुन हो? तिमी कुन जातिका हौ?”</w:t>
-      </w:r>
-      <w:r>
-        <w:rPr>
-          <w:lang w:val="ne_NP" w:bidi="ne_NP"/>
-        </w:rPr>
-      </w:r>
-      <w:r>
-        <w:rPr>
-          <w:lang w:val="ne_NP" w:bidi="ne_NP"/>
-        </w:rPr>
-      </w:r>
-    </w:p>
-    <w:p>
-      <w:pPr/>
-      <w:r>
-        <w:rPr>
-          <w:lang w:val="ne_NP" w:bidi="ne_NP"/>
-        </w:rPr>
-      </w:r>
-    </w:p>
-    <w:p>
-      <w:pPr>
-        <w:pStyle w:val="Heading2"/>
-      </w:pPr>
-      <w:r>
-        <w:rPr>
-          <w:lang w:val="ne_NP" w:bidi="ne_NP"/>
-        </w:rPr>
-        <w:t>Jonah 1:9</w:t>
-      </w:r>
+        <w:t xml:space="preserve"> जब घाम उदायो, तब परमेश्‍वरले पूर्वबाट तातो हावाको बेग चलाइदिनुभयो; अनि घामको चर्को ताप योनाको थाप्लोमा पर्‍यो र तिनी मूर्च्छा परे। तिनी मर्न चाहन्थे र तिनले भने, “मेरा निम्ति बाँच्नुभन्दा बरु मर्नु नै असल हुनेछ।”</w:t>
+      </w:r>
+      <w:r>
+        <w:rPr>
+          <w:lang w:val="ne_NP" w:bidi="ne_NP"/>
+        </w:rPr>
+      </w:r>
+      <w:r>
+        <w:rPr>
+          <w:lang w:val="ne_NP" w:bidi="ne_NP"/>
+        </w:rPr>
+      </w:r>
+    </w:p>
+    <w:p>
+      <w:pPr/>
       <w:r>
         <w:rPr>
           <w:lang w:val="ne_NP" w:bidi="ne_NP"/>
@@ -741,37 +2091,21 @@
         <w:rPr>
           <w:lang w:val="ne_NP" w:bidi="ne_NP"/>
         </w:rPr>
-        <w:t xml:space="preserve"> तिनले जवाफ दिए, “म एक हिब्रू हुँ, र याहवेह स्वर्गका परमेश्‍वरको आराधना गर्दछु, जसले समुद्र र जमिन दुवै बनाउनुभयो।”</w:t>
-      </w:r>
-      <w:r>
-        <w:rPr>
-          <w:lang w:val="ne_NP" w:bidi="ne_NP"/>
-        </w:rPr>
-      </w:r>
-      <w:r>
-        <w:rPr>
-          <w:lang w:val="ne_NP" w:bidi="ne_NP"/>
-        </w:rPr>
-      </w:r>
-    </w:p>
-    <w:p>
-      <w:pPr/>
-      <w:r>
-        <w:rPr>
-          <w:lang w:val="ne_NP" w:bidi="ne_NP"/>
-        </w:rPr>
-      </w:r>
-    </w:p>
-    <w:p>
-      <w:pPr>
-        <w:pStyle w:val="Heading2"/>
-      </w:pPr>
-      <w:r>
-        <w:rPr>
-          <w:lang w:val="ne_NP" w:bidi="ne_NP"/>
-        </w:rPr>
-        <w:t>Jonah 1:10</w:t>
-      </w:r>
+        <w:t xml:space="preserve"> तर परमेश्‍वरले योनालाई भन्‍नुभयो, “के तँलाई त्यो बोटको बारेमा रिसाउने अधिकार छ?” तिनले भने, “मलाई अधिकार छ। मलाई यतिसम्म रिस उठेको छ, कि म मरेको भए पनि हुन्थ्यो।”</w:t>
+      </w:r>
+      <w:r>
+        <w:rPr>
+          <w:lang w:val="ne_NP" w:bidi="ne_NP"/>
+        </w:rPr>
+      </w:r>
+      <w:r>
+        <w:rPr>
+          <w:lang w:val="ne_NP" w:bidi="ne_NP"/>
+        </w:rPr>
+      </w:r>
+    </w:p>
+    <w:p>
+      <w:pPr/>
       <w:r>
         <w:rPr>
           <w:lang w:val="ne_NP" w:bidi="ne_NP"/>
@@ -796,2041 +2130,6 @@
         <w:rPr>
           <w:lang w:val="ne_NP" w:bidi="ne_NP"/>
         </w:rPr>
-        <w:t xml:space="preserve"> यस कुराले तिनीहरू धेरै भयभीत भए, र तिनीहरूले तिनलाई सोधे, “तिमीले किन यसो गर्‍यौ?” (तिनले अगि नै यो कुरा भनिसकेको हुनाले तिनी याहवेहदेखि भागिरहेका छन् भन्‍ने कुरा तिनीहरूले थाहा पाए।)</w:t>
-      </w:r>
-      <w:r>
-        <w:rPr>
-          <w:lang w:val="ne_NP" w:bidi="ne_NP"/>
-        </w:rPr>
-      </w:r>
-      <w:r>
-        <w:rPr>
-          <w:lang w:val="ne_NP" w:bidi="ne_NP"/>
-        </w:rPr>
-      </w:r>
-    </w:p>
-    <w:p>
-      <w:pPr/>
-      <w:r>
-        <w:rPr>
-          <w:lang w:val="ne_NP" w:bidi="ne_NP"/>
-        </w:rPr>
-      </w:r>
-    </w:p>
-    <w:p>
-      <w:pPr>
-        <w:pStyle w:val="Heading2"/>
-      </w:pPr>
-      <w:r>
-        <w:rPr>
-          <w:lang w:val="ne_NP" w:bidi="ne_NP"/>
-        </w:rPr>
-        <w:t>Jonah 1:11</w:t>
-      </w:r>
-      <w:r>
-        <w:rPr>
-          <w:lang w:val="ne_NP" w:bidi="ne_NP"/>
-        </w:rPr>
-      </w:r>
-    </w:p>
-    <w:p>
-      <w:pPr/>
-      <w:r>
-        <w:rPr>
-          <w:lang w:val="ne_NP" w:bidi="ne_NP"/>
-        </w:rPr>
-      </w:r>
-      <w:r>
-        <w:rPr>
-          <w:vertAlign w:val="superscript"/>
-          <w:lang w:val="ne_NP" w:bidi="ne_NP"/>
-        </w:rPr>
-        <w:t>11</w:t>
-      </w:r>
-      <w:r>
-        <w:rPr>
-          <w:lang w:val="ne_NP" w:bidi="ne_NP"/>
-        </w:rPr>
-        <w:t xml:space="preserve"> समुद्रका छालहरूले झन्-झन् भयानक रूप लिँदैथिए। यसकारण तिनीहरूले तिनलाई सोधे, “यस समुद्रलाई शान्त बनाउनका निम्ति हामीले तिमीलाई के गरौँ त?”</w:t>
-      </w:r>
-      <w:r>
-        <w:rPr>
-          <w:lang w:val="ne_NP" w:bidi="ne_NP"/>
-        </w:rPr>
-      </w:r>
-      <w:r>
-        <w:rPr>
-          <w:lang w:val="ne_NP" w:bidi="ne_NP"/>
-        </w:rPr>
-      </w:r>
-    </w:p>
-    <w:p>
-      <w:pPr/>
-      <w:r>
-        <w:rPr>
-          <w:lang w:val="ne_NP" w:bidi="ne_NP"/>
-        </w:rPr>
-      </w:r>
-    </w:p>
-    <w:p>
-      <w:pPr>
-        <w:pStyle w:val="Heading2"/>
-      </w:pPr>
-      <w:r>
-        <w:rPr>
-          <w:lang w:val="ne_NP" w:bidi="ne_NP"/>
-        </w:rPr>
-        <w:t>Jonah 1:12</w:t>
-      </w:r>
-      <w:r>
-        <w:rPr>
-          <w:lang w:val="ne_NP" w:bidi="ne_NP"/>
-        </w:rPr>
-      </w:r>
-    </w:p>
-    <w:p>
-      <w:pPr/>
-      <w:r>
-        <w:rPr>
-          <w:lang w:val="ne_NP" w:bidi="ne_NP"/>
-        </w:rPr>
-      </w:r>
-      <w:r>
-        <w:rPr>
-          <w:vertAlign w:val="superscript"/>
-          <w:lang w:val="ne_NP" w:bidi="ne_NP"/>
-        </w:rPr>
-        <w:t>12</w:t>
-      </w:r>
-      <w:r>
-        <w:rPr>
-          <w:lang w:val="ne_NP" w:bidi="ne_NP"/>
-        </w:rPr>
-        <w:t xml:space="preserve"> तिनले जवाफ दिए, “मलाई उचालेर समुद्रमा फ्याँकिदिनुहोस्! तब यो प्रचण्ड आँधी शान्त हुनेछ। म जान्दछु, यो ठूलो आँधी मेरो दोषको कारणले तपाईंहरूमाथि आएको हो।”</w:t>
-      </w:r>
-      <w:r>
-        <w:rPr>
-          <w:lang w:val="ne_NP" w:bidi="ne_NP"/>
-        </w:rPr>
-      </w:r>
-      <w:r>
-        <w:rPr>
-          <w:lang w:val="ne_NP" w:bidi="ne_NP"/>
-        </w:rPr>
-      </w:r>
-    </w:p>
-    <w:p>
-      <w:pPr/>
-      <w:r>
-        <w:rPr>
-          <w:lang w:val="ne_NP" w:bidi="ne_NP"/>
-        </w:rPr>
-      </w:r>
-    </w:p>
-    <w:p>
-      <w:pPr>
-        <w:pStyle w:val="Heading2"/>
-      </w:pPr>
-      <w:r>
-        <w:rPr>
-          <w:lang w:val="ne_NP" w:bidi="ne_NP"/>
-        </w:rPr>
-        <w:t>Jonah 1:13</w:t>
-      </w:r>
-      <w:r>
-        <w:rPr>
-          <w:lang w:val="ne_NP" w:bidi="ne_NP"/>
-        </w:rPr>
-      </w:r>
-    </w:p>
-    <w:p>
-      <w:pPr/>
-      <w:r>
-        <w:rPr>
-          <w:lang w:val="ne_NP" w:bidi="ne_NP"/>
-        </w:rPr>
-      </w:r>
-      <w:r>
-        <w:rPr>
-          <w:vertAlign w:val="superscript"/>
-          <w:lang w:val="ne_NP" w:bidi="ne_NP"/>
-        </w:rPr>
-        <w:t>13</w:t>
-      </w:r>
-      <w:r>
-        <w:rPr>
-          <w:lang w:val="ne_NP" w:bidi="ne_NP"/>
-        </w:rPr>
-        <w:t xml:space="preserve"> तरै पनि मानिसहरूले जहाजलाई किनारसम्म पुर्‍याउनलाई सकेसम्म धेरै कोसिस गरे, तर तिनीहरूले सकेनन्; किनकि समुद्र झन्-झन् उग्र हुँदैथियो।</w:t>
-      </w:r>
-      <w:r>
-        <w:rPr>
-          <w:lang w:val="ne_NP" w:bidi="ne_NP"/>
-        </w:rPr>
-      </w:r>
-      <w:r>
-        <w:rPr>
-          <w:lang w:val="ne_NP" w:bidi="ne_NP"/>
-        </w:rPr>
-      </w:r>
-    </w:p>
-    <w:p>
-      <w:pPr/>
-      <w:r>
-        <w:rPr>
-          <w:lang w:val="ne_NP" w:bidi="ne_NP"/>
-        </w:rPr>
-      </w:r>
-    </w:p>
-    <w:p>
-      <w:pPr>
-        <w:pStyle w:val="Heading2"/>
-      </w:pPr>
-      <w:r>
-        <w:rPr>
-          <w:lang w:val="ne_NP" w:bidi="ne_NP"/>
-        </w:rPr>
-        <w:t>Jonah 1:14</w:t>
-      </w:r>
-      <w:r>
-        <w:rPr>
-          <w:lang w:val="ne_NP" w:bidi="ne_NP"/>
-        </w:rPr>
-      </w:r>
-    </w:p>
-    <w:p>
-      <w:pPr/>
-      <w:r>
-        <w:rPr>
-          <w:lang w:val="ne_NP" w:bidi="ne_NP"/>
-        </w:rPr>
-      </w:r>
-      <w:r>
-        <w:rPr>
-          <w:vertAlign w:val="superscript"/>
-          <w:lang w:val="ne_NP" w:bidi="ne_NP"/>
-        </w:rPr>
-        <w:t>14</w:t>
-      </w:r>
-      <w:r>
-        <w:rPr>
-          <w:lang w:val="ne_NP" w:bidi="ne_NP"/>
-        </w:rPr>
-        <w:t xml:space="preserve"> त्यसपछि तिनीहरूले याहवेहलाई पुकारे, “हे याहवेह, यो मानिसको प्राणको कारण दया गरी हामीलाई नष्‍ट हुन नदिनुहोस्। एक निर्दोष मानिसको हत्याको निम्ति हामीलाई जिम्मेवार नठहराउनुहोस्; किनकि हे याहवेह, तपाईंलाई जस्तो उचित लाग्यो, त्यही गर्नुभएको छ।”</w:t>
-      </w:r>
-      <w:r>
-        <w:rPr>
-          <w:lang w:val="ne_NP" w:bidi="ne_NP"/>
-        </w:rPr>
-      </w:r>
-      <w:r>
-        <w:rPr>
-          <w:lang w:val="ne_NP" w:bidi="ne_NP"/>
-        </w:rPr>
-      </w:r>
-    </w:p>
-    <w:p>
-      <w:pPr/>
-      <w:r>
-        <w:rPr>
-          <w:lang w:val="ne_NP" w:bidi="ne_NP"/>
-        </w:rPr>
-      </w:r>
-    </w:p>
-    <w:p>
-      <w:pPr>
-        <w:pStyle w:val="Heading2"/>
-      </w:pPr>
-      <w:r>
-        <w:rPr>
-          <w:lang w:val="ne_NP" w:bidi="ne_NP"/>
-        </w:rPr>
-        <w:t>Jonah 1:15</w:t>
-      </w:r>
-      <w:r>
-        <w:rPr>
-          <w:lang w:val="ne_NP" w:bidi="ne_NP"/>
-        </w:rPr>
-      </w:r>
-    </w:p>
-    <w:p>
-      <w:pPr/>
-      <w:r>
-        <w:rPr>
-          <w:lang w:val="ne_NP" w:bidi="ne_NP"/>
-        </w:rPr>
-      </w:r>
-      <w:r>
-        <w:rPr>
-          <w:vertAlign w:val="superscript"/>
-          <w:lang w:val="ne_NP" w:bidi="ne_NP"/>
-        </w:rPr>
-        <w:t>15</w:t>
-      </w:r>
-      <w:r>
-        <w:rPr>
-          <w:lang w:val="ne_NP" w:bidi="ne_NP"/>
-        </w:rPr>
-        <w:t xml:space="preserve"> त्यसपछि तिनीहरूले योनालाई उचालेर जहाजबाट समुद्रमा फालिदिए, तब उर्लिएर आएको समुद्र शान्त भयो।</w:t>
-      </w:r>
-      <w:r>
-        <w:rPr>
-          <w:lang w:val="ne_NP" w:bidi="ne_NP"/>
-        </w:rPr>
-      </w:r>
-      <w:r>
-        <w:rPr>
-          <w:lang w:val="ne_NP" w:bidi="ne_NP"/>
-        </w:rPr>
-      </w:r>
-    </w:p>
-    <w:p>
-      <w:pPr/>
-      <w:r>
-        <w:rPr>
-          <w:lang w:val="ne_NP" w:bidi="ne_NP"/>
-        </w:rPr>
-      </w:r>
-    </w:p>
-    <w:p>
-      <w:pPr>
-        <w:pStyle w:val="Heading2"/>
-      </w:pPr>
-      <w:r>
-        <w:rPr>
-          <w:lang w:val="ne_NP" w:bidi="ne_NP"/>
-        </w:rPr>
-        <w:t>Jonah 1:16</w:t>
-      </w:r>
-      <w:r>
-        <w:rPr>
-          <w:lang w:val="ne_NP" w:bidi="ne_NP"/>
-        </w:rPr>
-      </w:r>
-    </w:p>
-    <w:p>
-      <w:pPr/>
-      <w:r>
-        <w:rPr>
-          <w:lang w:val="ne_NP" w:bidi="ne_NP"/>
-        </w:rPr>
-      </w:r>
-      <w:r>
-        <w:rPr>
-          <w:vertAlign w:val="superscript"/>
-          <w:lang w:val="ne_NP" w:bidi="ne_NP"/>
-        </w:rPr>
-        <w:t>16</w:t>
-      </w:r>
-      <w:r>
-        <w:rPr>
-          <w:lang w:val="ne_NP" w:bidi="ne_NP"/>
-        </w:rPr>
-        <w:t xml:space="preserve"> यो कुरा देखेर मानिसहरू याहवेहसित साह्रै डराए, र तिनीहरूले याहवेहलाई बलिदान चढाए र उहाँलाई भाकल गरे।</w:t>
-      </w:r>
-      <w:r>
-        <w:rPr>
-          <w:lang w:val="ne_NP" w:bidi="ne_NP"/>
-        </w:rPr>
-      </w:r>
-      <w:r>
-        <w:rPr>
-          <w:lang w:val="ne_NP" w:bidi="ne_NP"/>
-        </w:rPr>
-      </w:r>
-    </w:p>
-    <w:p>
-      <w:pPr/>
-      <w:r>
-        <w:rPr>
-          <w:lang w:val="ne_NP" w:bidi="ne_NP"/>
-        </w:rPr>
-      </w:r>
-    </w:p>
-    <w:p>
-      <w:pPr>
-        <w:pStyle w:val="Heading2"/>
-      </w:pPr>
-      <w:r>
-        <w:rPr>
-          <w:lang w:val="ne_NP" w:bidi="ne_NP"/>
-        </w:rPr>
-        <w:t>Jonah 1:17</w:t>
-      </w:r>
-      <w:r>
-        <w:rPr>
-          <w:lang w:val="ne_NP" w:bidi="ne_NP"/>
-        </w:rPr>
-      </w:r>
-    </w:p>
-    <w:p>
-      <w:pPr/>
-      <w:r>
-        <w:rPr>
-          <w:lang w:val="ne_NP" w:bidi="ne_NP"/>
-        </w:rPr>
-      </w:r>
-      <w:r>
-        <w:rPr>
-          <w:vertAlign w:val="superscript"/>
-          <w:lang w:val="ne_NP" w:bidi="ne_NP"/>
-        </w:rPr>
-        <w:t>17</w:t>
-      </w:r>
-      <w:r>
-        <w:rPr>
-          <w:lang w:val="ne_NP" w:bidi="ne_NP"/>
-        </w:rPr>
-        <w:t xml:space="preserve"> तब याहवेहले योनालाई निल्नलाई एउटा विशाल माछालाई पठाउनुभयो; अनि योना माछाको पेटभित्र तीन दिन र तीन रातसम्म रहिरहे।</w:t>
-      </w:r>
-      <w:r>
-        <w:rPr>
-          <w:lang w:val="ne_NP" w:bidi="ne_NP"/>
-        </w:rPr>
-      </w:r>
-      <w:r>
-        <w:rPr>
-          <w:lang w:val="ne_NP" w:bidi="ne_NP"/>
-        </w:rPr>
-      </w:r>
-    </w:p>
-    <w:p>
-      <w:pPr/>
-      <w:r>
-        <w:rPr>
-          <w:lang w:val="ne_NP" w:bidi="ne_NP"/>
-        </w:rPr>
-      </w:r>
-    </w:p>
-    <w:p>
-      <w:pPr>
-        <w:pStyle w:val="Heading2"/>
-      </w:pPr>
-      <w:r>
-        <w:rPr>
-          <w:lang w:val="ne_NP" w:bidi="ne_NP"/>
-        </w:rPr>
-        <w:t>Jonah 2:1</w:t>
-      </w:r>
-      <w:r>
-        <w:rPr>
-          <w:lang w:val="ne_NP" w:bidi="ne_NP"/>
-        </w:rPr>
-      </w:r>
-    </w:p>
-    <w:p>
-      <w:pPr/>
-      <w:r>
-        <w:rPr>
-          <w:lang w:val="ne_NP" w:bidi="ne_NP"/>
-        </w:rPr>
-      </w:r>
-      <w:r>
-        <w:rPr>
-          <w:vertAlign w:val="superscript"/>
-          <w:lang w:val="ne_NP" w:bidi="ne_NP"/>
-        </w:rPr>
-        <w:t>1</w:t>
-      </w:r>
-      <w:r>
-        <w:rPr>
-          <w:lang w:val="ne_NP" w:bidi="ne_NP"/>
-        </w:rPr>
-        <w:t xml:space="preserve"> योनाले माछाको पेटभित्रबाट याहवेह आफ्ना परमेश्‍वरलाई प्रार्थना गरे।</w:t>
-      </w:r>
-      <w:r>
-        <w:rPr>
-          <w:lang w:val="ne_NP" w:bidi="ne_NP"/>
-        </w:rPr>
-      </w:r>
-      <w:r>
-        <w:rPr>
-          <w:lang w:val="ne_NP" w:bidi="ne_NP"/>
-        </w:rPr>
-      </w:r>
-    </w:p>
-    <w:p>
-      <w:pPr/>
-      <w:r>
-        <w:rPr>
-          <w:lang w:val="ne_NP" w:bidi="ne_NP"/>
-        </w:rPr>
-      </w:r>
-    </w:p>
-    <w:p>
-      <w:pPr>
-        <w:pStyle w:val="Heading2"/>
-      </w:pPr>
-      <w:r>
-        <w:rPr>
-          <w:lang w:val="ne_NP" w:bidi="ne_NP"/>
-        </w:rPr>
-        <w:t>Jonah 2:2</w:t>
-      </w:r>
-      <w:r>
-        <w:rPr>
-          <w:lang w:val="ne_NP" w:bidi="ne_NP"/>
-        </w:rPr>
-      </w:r>
-    </w:p>
-    <w:p>
-      <w:pPr/>
-      <w:r>
-        <w:rPr>
-          <w:lang w:val="ne_NP" w:bidi="ne_NP"/>
-        </w:rPr>
-      </w:r>
-      <w:r>
-        <w:rPr>
-          <w:vertAlign w:val="superscript"/>
-          <w:lang w:val="ne_NP" w:bidi="ne_NP"/>
-        </w:rPr>
-        <w:t>2</w:t>
-      </w:r>
-      <w:r>
-        <w:rPr>
-          <w:lang w:val="ne_NP" w:bidi="ne_NP"/>
-        </w:rPr>
-        <w:t xml:space="preserve"> तिनले यसरी याहवेहसँग प्रार्थना गरेर भने: “मेरो सङ्कष्‍टको समयमा मैले याहवेहलाई पुकारेँ, र उहाँले मलाई जवाफ दिनुभयो। मृतकहरूको गहिरो पातालबाट मैले सहायताको निम्ति पुकारेँ; अनि तपाईंले मेरो क्रन्दन सुन्‍नुभयो।</w:t>
-      </w:r>
-      <w:r>
-        <w:rPr>
-          <w:lang w:val="ne_NP" w:bidi="ne_NP"/>
-        </w:rPr>
-      </w:r>
-      <w:r>
-        <w:rPr>
-          <w:lang w:val="ne_NP" w:bidi="ne_NP"/>
-        </w:rPr>
-      </w:r>
-    </w:p>
-    <w:p>
-      <w:pPr/>
-      <w:r>
-        <w:rPr>
-          <w:lang w:val="ne_NP" w:bidi="ne_NP"/>
-        </w:rPr>
-      </w:r>
-    </w:p>
-    <w:p>
-      <w:pPr>
-        <w:pStyle w:val="Heading2"/>
-      </w:pPr>
-      <w:r>
-        <w:rPr>
-          <w:lang w:val="ne_NP" w:bidi="ne_NP"/>
-        </w:rPr>
-        <w:t>Jonah 2:3</w:t>
-      </w:r>
-      <w:r>
-        <w:rPr>
-          <w:lang w:val="ne_NP" w:bidi="ne_NP"/>
-        </w:rPr>
-      </w:r>
-    </w:p>
-    <w:p>
-      <w:pPr/>
-      <w:r>
-        <w:rPr>
-          <w:lang w:val="ne_NP" w:bidi="ne_NP"/>
-        </w:rPr>
-      </w:r>
-      <w:r>
-        <w:rPr>
-          <w:vertAlign w:val="superscript"/>
-          <w:lang w:val="ne_NP" w:bidi="ne_NP"/>
-        </w:rPr>
-        <w:t>3</w:t>
-      </w:r>
-      <w:r>
-        <w:rPr>
-          <w:lang w:val="ne_NP" w:bidi="ne_NP"/>
-        </w:rPr>
-        <w:t xml:space="preserve"> तपाईंले मलाई समुद्रको गहिराइमा फालिदिनुभयो, समुद्रको मुटुभित्र म डुबेँ; अनि पानीका छालहरूले मलाई घेरे; अनि तपाईंका पानीका छालहरू र लहरहरू ममाथि उर्लेर आए।</w:t>
-      </w:r>
-      <w:r>
-        <w:rPr>
-          <w:lang w:val="ne_NP" w:bidi="ne_NP"/>
-        </w:rPr>
-      </w:r>
-      <w:r>
-        <w:rPr>
-          <w:lang w:val="ne_NP" w:bidi="ne_NP"/>
-        </w:rPr>
-      </w:r>
-    </w:p>
-    <w:p>
-      <w:pPr/>
-      <w:r>
-        <w:rPr>
-          <w:lang w:val="ne_NP" w:bidi="ne_NP"/>
-        </w:rPr>
-      </w:r>
-    </w:p>
-    <w:p>
-      <w:pPr>
-        <w:pStyle w:val="Heading2"/>
-      </w:pPr>
-      <w:r>
-        <w:rPr>
-          <w:lang w:val="ne_NP" w:bidi="ne_NP"/>
-        </w:rPr>
-        <w:t>Jonah 2:4</w:t>
-      </w:r>
-      <w:r>
-        <w:rPr>
-          <w:lang w:val="ne_NP" w:bidi="ne_NP"/>
-        </w:rPr>
-      </w:r>
-    </w:p>
-    <w:p>
-      <w:pPr/>
-      <w:r>
-        <w:rPr>
-          <w:lang w:val="ne_NP" w:bidi="ne_NP"/>
-        </w:rPr>
-      </w:r>
-      <w:r>
-        <w:rPr>
-          <w:vertAlign w:val="superscript"/>
-          <w:lang w:val="ne_NP" w:bidi="ne_NP"/>
-        </w:rPr>
-        <w:t>4</w:t>
-      </w:r>
-      <w:r>
-        <w:rPr>
-          <w:lang w:val="ne_NP" w:bidi="ne_NP"/>
-        </w:rPr>
-        <w:t xml:space="preserve"> मैले भनेँ, ‘म तपाईंको दृष्‍टिबाट निकालिएको छु; तापनि म फेरि पनि तपाईंको पवित्र मन्दिरतिर हेर्नेछु।’</w:t>
-      </w:r>
-      <w:r>
-        <w:rPr>
-          <w:lang w:val="ne_NP" w:bidi="ne_NP"/>
-        </w:rPr>
-      </w:r>
-      <w:r>
-        <w:rPr>
-          <w:lang w:val="ne_NP" w:bidi="ne_NP"/>
-        </w:rPr>
-      </w:r>
-    </w:p>
-    <w:p>
-      <w:pPr/>
-      <w:r>
-        <w:rPr>
-          <w:lang w:val="ne_NP" w:bidi="ne_NP"/>
-        </w:rPr>
-      </w:r>
-    </w:p>
-    <w:p>
-      <w:pPr>
-        <w:pStyle w:val="Heading2"/>
-      </w:pPr>
-      <w:r>
-        <w:rPr>
-          <w:lang w:val="ne_NP" w:bidi="ne_NP"/>
-        </w:rPr>
-        <w:t>Jonah 2:5</w:t>
-      </w:r>
-      <w:r>
-        <w:rPr>
-          <w:lang w:val="ne_NP" w:bidi="ne_NP"/>
-        </w:rPr>
-      </w:r>
-    </w:p>
-    <w:p>
-      <w:pPr/>
-      <w:r>
-        <w:rPr>
-          <w:lang w:val="ne_NP" w:bidi="ne_NP"/>
-        </w:rPr>
-      </w:r>
-      <w:r>
-        <w:rPr>
-          <w:vertAlign w:val="superscript"/>
-          <w:lang w:val="ne_NP" w:bidi="ne_NP"/>
-        </w:rPr>
-        <w:t>5</w:t>
-      </w:r>
-      <w:r>
-        <w:rPr>
-          <w:lang w:val="ne_NP" w:bidi="ne_NP"/>
-        </w:rPr>
-        <w:t xml:space="preserve"> डुबाउने पानीले मलाई भयभीत तुल्याए, र समुद्रको गहिराइले मलाई चारैतिर घेरेका थिए; समुद्रका झारहरू मेरो टाउकोमा बेह्रिएका थिए।</w:t>
-      </w:r>
-      <w:r>
-        <w:rPr>
-          <w:lang w:val="ne_NP" w:bidi="ne_NP"/>
-        </w:rPr>
-      </w:r>
-      <w:r>
-        <w:rPr>
-          <w:lang w:val="ne_NP" w:bidi="ne_NP"/>
-        </w:rPr>
-      </w:r>
-    </w:p>
-    <w:p>
-      <w:pPr/>
-      <w:r>
-        <w:rPr>
-          <w:lang w:val="ne_NP" w:bidi="ne_NP"/>
-        </w:rPr>
-      </w:r>
-    </w:p>
-    <w:p>
-      <w:pPr>
-        <w:pStyle w:val="Heading2"/>
-      </w:pPr>
-      <w:r>
-        <w:rPr>
-          <w:lang w:val="ne_NP" w:bidi="ne_NP"/>
-        </w:rPr>
-        <w:t>Jonah 2:6</w:t>
-      </w:r>
-      <w:r>
-        <w:rPr>
-          <w:lang w:val="ne_NP" w:bidi="ne_NP"/>
-        </w:rPr>
-      </w:r>
-    </w:p>
-    <w:p>
-      <w:pPr/>
-      <w:r>
-        <w:rPr>
-          <w:lang w:val="ne_NP" w:bidi="ne_NP"/>
-        </w:rPr>
-      </w:r>
-      <w:r>
-        <w:rPr>
-          <w:vertAlign w:val="superscript"/>
-          <w:lang w:val="ne_NP" w:bidi="ne_NP"/>
-        </w:rPr>
-        <w:t>6</w:t>
-      </w:r>
-      <w:r>
-        <w:rPr>
-          <w:lang w:val="ne_NP" w:bidi="ne_NP"/>
-        </w:rPr>
-        <w:t xml:space="preserve"> म डुबेर तल पर्वतहरूका फेदसम्मै पुगेँ; पृथ्वीले मलाई सदाको निम्ति थुनिदियो। तर पनि तपाईंले, हे याहवेह मेरा परमेश्‍वर, मेरो प्राणलाई खाल्डोबाट निकालेर ल्याउनुभयो।</w:t>
-      </w:r>
-      <w:r>
-        <w:rPr>
-          <w:lang w:val="ne_NP" w:bidi="ne_NP"/>
-        </w:rPr>
-      </w:r>
-      <w:r>
-        <w:rPr>
-          <w:lang w:val="ne_NP" w:bidi="ne_NP"/>
-        </w:rPr>
-      </w:r>
-    </w:p>
-    <w:p>
-      <w:pPr/>
-      <w:r>
-        <w:rPr>
-          <w:lang w:val="ne_NP" w:bidi="ne_NP"/>
-        </w:rPr>
-      </w:r>
-    </w:p>
-    <w:p>
-      <w:pPr>
-        <w:pStyle w:val="Heading2"/>
-      </w:pPr>
-      <w:r>
-        <w:rPr>
-          <w:lang w:val="ne_NP" w:bidi="ne_NP"/>
-        </w:rPr>
-        <w:t>Jonah 2:7</w:t>
-      </w:r>
-      <w:r>
-        <w:rPr>
-          <w:lang w:val="ne_NP" w:bidi="ne_NP"/>
-        </w:rPr>
-      </w:r>
-    </w:p>
-    <w:p>
-      <w:pPr/>
-      <w:r>
-        <w:rPr>
-          <w:lang w:val="ne_NP" w:bidi="ne_NP"/>
-        </w:rPr>
-      </w:r>
-      <w:r>
-        <w:rPr>
-          <w:vertAlign w:val="superscript"/>
-          <w:lang w:val="ne_NP" w:bidi="ne_NP"/>
-        </w:rPr>
-        <w:t>7</w:t>
-      </w:r>
-      <w:r>
-        <w:rPr>
-          <w:lang w:val="ne_NP" w:bidi="ne_NP"/>
-        </w:rPr>
-        <w:t xml:space="preserve"> “जब मेरो प्राण जानै लागेको थियो, हे याहवेह, मैले तपाईंलाई सम्झेँ; अनि मेरो प्रार्थना तपाईंकहाँ, तपाईंको पवित्र मन्दिरसम्म पुग्यो।</w:t>
-      </w:r>
-      <w:r>
-        <w:rPr>
-          <w:lang w:val="ne_NP" w:bidi="ne_NP"/>
-        </w:rPr>
-      </w:r>
-      <w:r>
-        <w:rPr>
-          <w:lang w:val="ne_NP" w:bidi="ne_NP"/>
-        </w:rPr>
-      </w:r>
-    </w:p>
-    <w:p>
-      <w:pPr/>
-      <w:r>
-        <w:rPr>
-          <w:lang w:val="ne_NP" w:bidi="ne_NP"/>
-        </w:rPr>
-      </w:r>
-    </w:p>
-    <w:p>
-      <w:pPr>
-        <w:pStyle w:val="Heading2"/>
-      </w:pPr>
-      <w:r>
-        <w:rPr>
-          <w:lang w:val="ne_NP" w:bidi="ne_NP"/>
-        </w:rPr>
-        <w:t>Jonah 2:8</w:t>
-      </w:r>
-      <w:r>
-        <w:rPr>
-          <w:lang w:val="ne_NP" w:bidi="ne_NP"/>
-        </w:rPr>
-      </w:r>
-    </w:p>
-    <w:p>
-      <w:pPr/>
-      <w:r>
-        <w:rPr>
-          <w:lang w:val="ne_NP" w:bidi="ne_NP"/>
-        </w:rPr>
-      </w:r>
-      <w:r>
-        <w:rPr>
-          <w:vertAlign w:val="superscript"/>
-          <w:lang w:val="ne_NP" w:bidi="ne_NP"/>
-        </w:rPr>
-        <w:t>8</w:t>
-      </w:r>
-      <w:r>
-        <w:rPr>
-          <w:lang w:val="ne_NP" w:bidi="ne_NP"/>
-        </w:rPr>
-        <w:t xml:space="preserve"> “जजसले व्यर्थका मूर्तिहरूमा भरोसा गर्छन्, तिनीहरू परमेश्‍वरको अचुक प्रेमबाट टाढा हुन्छन्।</w:t>
-      </w:r>
-      <w:r>
-        <w:rPr>
-          <w:lang w:val="ne_NP" w:bidi="ne_NP"/>
-        </w:rPr>
-      </w:r>
-      <w:r>
-        <w:rPr>
-          <w:lang w:val="ne_NP" w:bidi="ne_NP"/>
-        </w:rPr>
-      </w:r>
-    </w:p>
-    <w:p>
-      <w:pPr/>
-      <w:r>
-        <w:rPr>
-          <w:lang w:val="ne_NP" w:bidi="ne_NP"/>
-        </w:rPr>
-      </w:r>
-    </w:p>
-    <w:p>
-      <w:pPr>
-        <w:pStyle w:val="Heading2"/>
-      </w:pPr>
-      <w:r>
-        <w:rPr>
-          <w:lang w:val="ne_NP" w:bidi="ne_NP"/>
-        </w:rPr>
-        <w:t>Jonah 2:9</w:t>
-      </w:r>
-      <w:r>
-        <w:rPr>
-          <w:lang w:val="ne_NP" w:bidi="ne_NP"/>
-        </w:rPr>
-      </w:r>
-    </w:p>
-    <w:p>
-      <w:pPr/>
-      <w:r>
-        <w:rPr>
-          <w:lang w:val="ne_NP" w:bidi="ne_NP"/>
-        </w:rPr>
-      </w:r>
-      <w:r>
-        <w:rPr>
-          <w:vertAlign w:val="superscript"/>
-          <w:lang w:val="ne_NP" w:bidi="ne_NP"/>
-        </w:rPr>
-        <w:t>9</w:t>
-      </w:r>
-      <w:r>
-        <w:rPr>
-          <w:lang w:val="ne_NP" w:bidi="ne_NP"/>
-        </w:rPr>
-        <w:t xml:space="preserve"> तर म धन्यवादको स्तुतिसहित तपाईंलाई बलिदान चढाउनेछु। मैले जे भाकल गरेको छु, त्यो म पूरा गर्नेछु। म भन्‍नेछु, ‘उद्धार याहवेहबाट नै आउँछ।’ ”</w:t>
-      </w:r>
-      <w:r>
-        <w:rPr>
-          <w:lang w:val="ne_NP" w:bidi="ne_NP"/>
-        </w:rPr>
-      </w:r>
-      <w:r>
-        <w:rPr>
-          <w:lang w:val="ne_NP" w:bidi="ne_NP"/>
-        </w:rPr>
-      </w:r>
-    </w:p>
-    <w:p>
-      <w:pPr/>
-      <w:r>
-        <w:rPr>
-          <w:lang w:val="ne_NP" w:bidi="ne_NP"/>
-        </w:rPr>
-      </w:r>
-    </w:p>
-    <w:p>
-      <w:pPr>
-        <w:pStyle w:val="Heading2"/>
-      </w:pPr>
-      <w:r>
-        <w:rPr>
-          <w:lang w:val="ne_NP" w:bidi="ne_NP"/>
-        </w:rPr>
-        <w:t>Jonah 2:10</w:t>
-      </w:r>
-      <w:r>
-        <w:rPr>
-          <w:lang w:val="ne_NP" w:bidi="ne_NP"/>
-        </w:rPr>
-      </w:r>
-    </w:p>
-    <w:p>
-      <w:pPr/>
-      <w:r>
-        <w:rPr>
-          <w:lang w:val="ne_NP" w:bidi="ne_NP"/>
-        </w:rPr>
-      </w:r>
-      <w:r>
-        <w:rPr>
-          <w:vertAlign w:val="superscript"/>
-          <w:lang w:val="ne_NP" w:bidi="ne_NP"/>
-        </w:rPr>
-        <w:t>10</w:t>
-      </w:r>
-      <w:r>
-        <w:rPr>
-          <w:lang w:val="ne_NP" w:bidi="ne_NP"/>
-        </w:rPr>
-        <w:t xml:space="preserve"> अनि याहवेहले माछालाई आज्ञा दिनुभयो र त्यसले योनालाई सुक्खा जमिनमा उकेलिदियो।</w:t>
-      </w:r>
-      <w:r>
-        <w:rPr>
-          <w:lang w:val="ne_NP" w:bidi="ne_NP"/>
-        </w:rPr>
-      </w:r>
-      <w:r>
-        <w:rPr>
-          <w:lang w:val="ne_NP" w:bidi="ne_NP"/>
-        </w:rPr>
-      </w:r>
-    </w:p>
-    <w:p>
-      <w:pPr/>
-      <w:r>
-        <w:rPr>
-          <w:lang w:val="ne_NP" w:bidi="ne_NP"/>
-        </w:rPr>
-      </w:r>
-    </w:p>
-    <w:p>
-      <w:pPr>
-        <w:pStyle w:val="Heading2"/>
-      </w:pPr>
-      <w:r>
-        <w:rPr>
-          <w:lang w:val="ne_NP" w:bidi="ne_NP"/>
-        </w:rPr>
-        <w:t>Jonah 3:1</w:t>
-      </w:r>
-      <w:r>
-        <w:rPr>
-          <w:lang w:val="ne_NP" w:bidi="ne_NP"/>
-        </w:rPr>
-      </w:r>
-    </w:p>
-    <w:p>
-      <w:pPr/>
-      <w:r>
-        <w:rPr>
-          <w:lang w:val="ne_NP" w:bidi="ne_NP"/>
-        </w:rPr>
-      </w:r>
-      <w:r>
-        <w:rPr>
-          <w:vertAlign w:val="superscript"/>
-          <w:lang w:val="ne_NP" w:bidi="ne_NP"/>
-        </w:rPr>
-        <w:t>1</w:t>
-      </w:r>
-      <w:r>
-        <w:rPr>
-          <w:lang w:val="ne_NP" w:bidi="ne_NP"/>
-        </w:rPr>
-        <w:t xml:space="preserve"> त्यसपछि याहवेहको वचन दोस्रो पटक योनाकहाँ आयो:</w:t>
-      </w:r>
-      <w:r>
-        <w:rPr>
-          <w:lang w:val="ne_NP" w:bidi="ne_NP"/>
-        </w:rPr>
-      </w:r>
-      <w:r>
-        <w:rPr>
-          <w:lang w:val="ne_NP" w:bidi="ne_NP"/>
-        </w:rPr>
-      </w:r>
-    </w:p>
-    <w:p>
-      <w:pPr/>
-      <w:r>
-        <w:rPr>
-          <w:lang w:val="ne_NP" w:bidi="ne_NP"/>
-        </w:rPr>
-      </w:r>
-    </w:p>
-    <w:p>
-      <w:pPr>
-        <w:pStyle w:val="Heading2"/>
-      </w:pPr>
-      <w:r>
-        <w:rPr>
-          <w:lang w:val="ne_NP" w:bidi="ne_NP"/>
-        </w:rPr>
-        <w:t>Jonah 3:2</w:t>
-      </w:r>
-      <w:r>
-        <w:rPr>
-          <w:lang w:val="ne_NP" w:bidi="ne_NP"/>
-        </w:rPr>
-      </w:r>
-    </w:p>
-    <w:p>
-      <w:pPr/>
-      <w:r>
-        <w:rPr>
-          <w:lang w:val="ne_NP" w:bidi="ne_NP"/>
-        </w:rPr>
-      </w:r>
-      <w:r>
-        <w:rPr>
-          <w:vertAlign w:val="superscript"/>
-          <w:lang w:val="ne_NP" w:bidi="ne_NP"/>
-        </w:rPr>
-        <w:t>2</w:t>
-      </w:r>
-      <w:r>
-        <w:rPr>
-          <w:lang w:val="ne_NP" w:bidi="ne_NP"/>
-        </w:rPr>
-        <w:t xml:space="preserve"> “त्यो ठूलो सहर निनवेमा जा, र मैले तँलाई दिएको सन्देश जे छ, त्यसलाई घोषणा गर्।”</w:t>
-      </w:r>
-      <w:r>
-        <w:rPr>
-          <w:lang w:val="ne_NP" w:bidi="ne_NP"/>
-        </w:rPr>
-      </w:r>
-      <w:r>
-        <w:rPr>
-          <w:lang w:val="ne_NP" w:bidi="ne_NP"/>
-        </w:rPr>
-      </w:r>
-    </w:p>
-    <w:p>
-      <w:pPr/>
-      <w:r>
-        <w:rPr>
-          <w:lang w:val="ne_NP" w:bidi="ne_NP"/>
-        </w:rPr>
-      </w:r>
-    </w:p>
-    <w:p>
-      <w:pPr>
-        <w:pStyle w:val="Heading2"/>
-      </w:pPr>
-      <w:r>
-        <w:rPr>
-          <w:lang w:val="ne_NP" w:bidi="ne_NP"/>
-        </w:rPr>
-        <w:t>Jonah 3:3</w:t>
-      </w:r>
-      <w:r>
-        <w:rPr>
-          <w:lang w:val="ne_NP" w:bidi="ne_NP"/>
-        </w:rPr>
-      </w:r>
-    </w:p>
-    <w:p>
-      <w:pPr/>
-      <w:r>
-        <w:rPr>
-          <w:lang w:val="ne_NP" w:bidi="ne_NP"/>
-        </w:rPr>
-      </w:r>
-      <w:r>
-        <w:rPr>
-          <w:vertAlign w:val="superscript"/>
-          <w:lang w:val="ne_NP" w:bidi="ne_NP"/>
-        </w:rPr>
-        <w:t>3</w:t>
-      </w:r>
-      <w:r>
-        <w:rPr>
-          <w:lang w:val="ne_NP" w:bidi="ne_NP"/>
-        </w:rPr>
-        <w:t xml:space="preserve"> योनाले याहवेहको वचन पालन गरेर निनवेमा गए। निनवे एक ठूलो सहर थियो; यस सहरलाई पार गर्नलाई तीन दिन लाग्थ्यो।</w:t>
-      </w:r>
-      <w:r>
-        <w:rPr>
-          <w:lang w:val="ne_NP" w:bidi="ne_NP"/>
-        </w:rPr>
-      </w:r>
-      <w:r>
-        <w:rPr>
-          <w:lang w:val="ne_NP" w:bidi="ne_NP"/>
-        </w:rPr>
-      </w:r>
-    </w:p>
-    <w:p>
-      <w:pPr/>
-      <w:r>
-        <w:rPr>
-          <w:lang w:val="ne_NP" w:bidi="ne_NP"/>
-        </w:rPr>
-      </w:r>
-    </w:p>
-    <w:p>
-      <w:pPr>
-        <w:pStyle w:val="Heading2"/>
-      </w:pPr>
-      <w:r>
-        <w:rPr>
-          <w:lang w:val="ne_NP" w:bidi="ne_NP"/>
-        </w:rPr>
-        <w:t>Jonah 3:4</w:t>
-      </w:r>
-      <w:r>
-        <w:rPr>
-          <w:lang w:val="ne_NP" w:bidi="ne_NP"/>
-        </w:rPr>
-      </w:r>
-    </w:p>
-    <w:p>
-      <w:pPr/>
-      <w:r>
-        <w:rPr>
-          <w:lang w:val="ne_NP" w:bidi="ne_NP"/>
-        </w:rPr>
-      </w:r>
-      <w:r>
-        <w:rPr>
-          <w:vertAlign w:val="superscript"/>
-          <w:lang w:val="ne_NP" w:bidi="ne_NP"/>
-        </w:rPr>
-        <w:t>4</w:t>
-      </w:r>
-      <w:r>
-        <w:rPr>
-          <w:lang w:val="ne_NP" w:bidi="ne_NP"/>
-        </w:rPr>
-        <w:t xml:space="preserve"> योना सहरभित्र पसेर एक दिनको बाटोसम्म यात्रा गरेपछि तिनले परमेश्‍वरको सन्देश घोषणा गर्न सुरु गरे: “अब चालीस दिनमा निनवे सहर नष्‍ट पारिनेछ।”</w:t>
-      </w:r>
-      <w:r>
-        <w:rPr>
-          <w:lang w:val="ne_NP" w:bidi="ne_NP"/>
-        </w:rPr>
-      </w:r>
-      <w:r>
-        <w:rPr>
-          <w:lang w:val="ne_NP" w:bidi="ne_NP"/>
-        </w:rPr>
-      </w:r>
-    </w:p>
-    <w:p>
-      <w:pPr/>
-      <w:r>
-        <w:rPr>
-          <w:lang w:val="ne_NP" w:bidi="ne_NP"/>
-        </w:rPr>
-      </w:r>
-    </w:p>
-    <w:p>
-      <w:pPr>
-        <w:pStyle w:val="Heading2"/>
-      </w:pPr>
-      <w:r>
-        <w:rPr>
-          <w:lang w:val="ne_NP" w:bidi="ne_NP"/>
-        </w:rPr>
-        <w:t>Jonah 3:5</w:t>
-      </w:r>
-      <w:r>
-        <w:rPr>
-          <w:lang w:val="ne_NP" w:bidi="ne_NP"/>
-        </w:rPr>
-      </w:r>
-    </w:p>
-    <w:p>
-      <w:pPr/>
-      <w:r>
-        <w:rPr>
-          <w:lang w:val="ne_NP" w:bidi="ne_NP"/>
-        </w:rPr>
-      </w:r>
-      <w:r>
-        <w:rPr>
-          <w:vertAlign w:val="superscript"/>
-          <w:lang w:val="ne_NP" w:bidi="ne_NP"/>
-        </w:rPr>
-        <w:t>5</w:t>
-      </w:r>
-      <w:r>
-        <w:rPr>
-          <w:lang w:val="ne_NP" w:bidi="ne_NP"/>
-        </w:rPr>
-        <w:t xml:space="preserve"> निनवेका मानिसहरूले परमेश्‍वरको सन्देशलाई विश्‍वास गरे। तिनीहरूले उपवासको घोषणा गरे; अनि सानादेखि ठूलासम्म सबैले भाङ्ग्रा लगाए।</w:t>
-      </w:r>
-      <w:r>
-        <w:rPr>
-          <w:lang w:val="ne_NP" w:bidi="ne_NP"/>
-        </w:rPr>
-      </w:r>
-      <w:r>
-        <w:rPr>
-          <w:lang w:val="ne_NP" w:bidi="ne_NP"/>
-        </w:rPr>
-      </w:r>
-    </w:p>
-    <w:p>
-      <w:pPr/>
-      <w:r>
-        <w:rPr>
-          <w:lang w:val="ne_NP" w:bidi="ne_NP"/>
-        </w:rPr>
-      </w:r>
-    </w:p>
-    <w:p>
-      <w:pPr>
-        <w:pStyle w:val="Heading2"/>
-      </w:pPr>
-      <w:r>
-        <w:rPr>
-          <w:lang w:val="ne_NP" w:bidi="ne_NP"/>
-        </w:rPr>
-        <w:t>Jonah 3:6</w:t>
-      </w:r>
-      <w:r>
-        <w:rPr>
-          <w:lang w:val="ne_NP" w:bidi="ne_NP"/>
-        </w:rPr>
-      </w:r>
-    </w:p>
-    <w:p>
-      <w:pPr/>
-      <w:r>
-        <w:rPr>
-          <w:lang w:val="ne_NP" w:bidi="ne_NP"/>
-        </w:rPr>
-      </w:r>
-      <w:r>
-        <w:rPr>
-          <w:vertAlign w:val="superscript"/>
-          <w:lang w:val="ne_NP" w:bidi="ne_NP"/>
-        </w:rPr>
-        <w:t>6</w:t>
-      </w:r>
-      <w:r>
-        <w:rPr>
-          <w:lang w:val="ne_NP" w:bidi="ne_NP"/>
-        </w:rPr>
-        <w:t xml:space="preserve"> जब यो खबर निनवेका राजाकहाँ पुग्यो, तब तिनी आफ्नो सिंहासनबाट उठे; आफ्नो राजकीय पोशाक फुकाले र भाङ्ग्रा ओढेर खरानीमा बसे।</w:t>
-      </w:r>
-      <w:r>
-        <w:rPr>
-          <w:lang w:val="ne_NP" w:bidi="ne_NP"/>
-        </w:rPr>
-      </w:r>
-      <w:r>
-        <w:rPr>
-          <w:lang w:val="ne_NP" w:bidi="ne_NP"/>
-        </w:rPr>
-      </w:r>
-    </w:p>
-    <w:p>
-      <w:pPr/>
-      <w:r>
-        <w:rPr>
-          <w:lang w:val="ne_NP" w:bidi="ne_NP"/>
-        </w:rPr>
-      </w:r>
-    </w:p>
-    <w:p>
-      <w:pPr>
-        <w:pStyle w:val="Heading2"/>
-      </w:pPr>
-      <w:r>
-        <w:rPr>
-          <w:lang w:val="ne_NP" w:bidi="ne_NP"/>
-        </w:rPr>
-        <w:t>Jonah 3:7</w:t>
-      </w:r>
-      <w:r>
-        <w:rPr>
-          <w:lang w:val="ne_NP" w:bidi="ne_NP"/>
-        </w:rPr>
-      </w:r>
-    </w:p>
-    <w:p>
-      <w:pPr/>
-      <w:r>
-        <w:rPr>
-          <w:lang w:val="ne_NP" w:bidi="ne_NP"/>
-        </w:rPr>
-      </w:r>
-      <w:r>
-        <w:rPr>
-          <w:vertAlign w:val="superscript"/>
-          <w:lang w:val="ne_NP" w:bidi="ne_NP"/>
-        </w:rPr>
-        <w:t>7</w:t>
-      </w:r>
-      <w:r>
-        <w:rPr>
-          <w:lang w:val="ne_NP" w:bidi="ne_NP"/>
-        </w:rPr>
-        <w:t xml:space="preserve"> त्यसपछि राजाले निनवेमा यस्तो घोषणा जारी गरे: राजा र तिनका अधिकारीहरूका उर्दीअनुसार: “मानिस वा पशुप्राणी, गाईबस्तु वा भेडाबाख्रा, कसैले पनि केही खानेकुरा नचाखोस्; तिनीहरूलाई खान वा पिउन नदिइयोस्।</w:t>
-      </w:r>
-      <w:r>
-        <w:rPr>
-          <w:lang w:val="ne_NP" w:bidi="ne_NP"/>
-        </w:rPr>
-      </w:r>
-      <w:r>
-        <w:rPr>
-          <w:lang w:val="ne_NP" w:bidi="ne_NP"/>
-        </w:rPr>
-      </w:r>
-    </w:p>
-    <w:p>
-      <w:pPr/>
-      <w:r>
-        <w:rPr>
-          <w:lang w:val="ne_NP" w:bidi="ne_NP"/>
-        </w:rPr>
-      </w:r>
-    </w:p>
-    <w:p>
-      <w:pPr>
-        <w:pStyle w:val="Heading2"/>
-      </w:pPr>
-      <w:r>
-        <w:rPr>
-          <w:lang w:val="ne_NP" w:bidi="ne_NP"/>
-        </w:rPr>
-        <w:t>Jonah 3:8</w:t>
-      </w:r>
-      <w:r>
-        <w:rPr>
-          <w:lang w:val="ne_NP" w:bidi="ne_NP"/>
-        </w:rPr>
-      </w:r>
-    </w:p>
-    <w:p>
-      <w:pPr/>
-      <w:r>
-        <w:rPr>
-          <w:lang w:val="ne_NP" w:bidi="ne_NP"/>
-        </w:rPr>
-      </w:r>
-      <w:r>
-        <w:rPr>
-          <w:vertAlign w:val="superscript"/>
-          <w:lang w:val="ne_NP" w:bidi="ne_NP"/>
-        </w:rPr>
-        <w:t>8</w:t>
-      </w:r>
-      <w:r>
-        <w:rPr>
-          <w:lang w:val="ne_NP" w:bidi="ne_NP"/>
-        </w:rPr>
-        <w:t xml:space="preserve"> तर मानिस र पशुप्राणीहरू सबैले भाङ्ग्रा ओढून्, र तुरुन्तै सबैले परमेश्‍वरलाई पुकारून्। तिनीहरूले आफ्ना दुष्‍ट चालहरू छोडून् र आफ्ना हिंसा त्यागून्।</w:t>
-      </w:r>
-      <w:r>
-        <w:rPr>
-          <w:lang w:val="ne_NP" w:bidi="ne_NP"/>
-        </w:rPr>
-      </w:r>
-      <w:r>
-        <w:rPr>
-          <w:lang w:val="ne_NP" w:bidi="ne_NP"/>
-        </w:rPr>
-      </w:r>
-    </w:p>
-    <w:p>
-      <w:pPr/>
-      <w:r>
-        <w:rPr>
-          <w:lang w:val="ne_NP" w:bidi="ne_NP"/>
-        </w:rPr>
-      </w:r>
-    </w:p>
-    <w:p>
-      <w:pPr>
-        <w:pStyle w:val="Heading2"/>
-      </w:pPr>
-      <w:r>
-        <w:rPr>
-          <w:lang w:val="ne_NP" w:bidi="ne_NP"/>
-        </w:rPr>
-        <w:t>Jonah 3:9</w:t>
-      </w:r>
-      <w:r>
-        <w:rPr>
-          <w:lang w:val="ne_NP" w:bidi="ne_NP"/>
-        </w:rPr>
-      </w:r>
-    </w:p>
-    <w:p>
-      <w:pPr/>
-      <w:r>
-        <w:rPr>
-          <w:lang w:val="ne_NP" w:bidi="ne_NP"/>
-        </w:rPr>
-      </w:r>
-      <w:r>
-        <w:rPr>
-          <w:vertAlign w:val="superscript"/>
-          <w:lang w:val="ne_NP" w:bidi="ne_NP"/>
-        </w:rPr>
-        <w:t>9</w:t>
-      </w:r>
-      <w:r>
-        <w:rPr>
-          <w:lang w:val="ne_NP" w:bidi="ne_NP"/>
-        </w:rPr>
-        <w:t xml:space="preserve"> कसले जान्दछ? हामी नाश नहोऔँ भनी परमेश्‍वरले अझै पनि आफ्नो मन बदल्नुहुन्छ, वा दयाले भरिएर आफ्नो भयङ्कर क्रोधबाट फर्कनुहोला कि।”</w:t>
-      </w:r>
-      <w:r>
-        <w:rPr>
-          <w:lang w:val="ne_NP" w:bidi="ne_NP"/>
-        </w:rPr>
-      </w:r>
-      <w:r>
-        <w:rPr>
-          <w:lang w:val="ne_NP" w:bidi="ne_NP"/>
-        </w:rPr>
-      </w:r>
-    </w:p>
-    <w:p>
-      <w:pPr/>
-      <w:r>
-        <w:rPr>
-          <w:lang w:val="ne_NP" w:bidi="ne_NP"/>
-        </w:rPr>
-      </w:r>
-    </w:p>
-    <w:p>
-      <w:pPr>
-        <w:pStyle w:val="Heading2"/>
-      </w:pPr>
-      <w:r>
-        <w:rPr>
-          <w:lang w:val="ne_NP" w:bidi="ne_NP"/>
-        </w:rPr>
-        <w:t>Jonah 3:10</w:t>
-      </w:r>
-      <w:r>
-        <w:rPr>
-          <w:lang w:val="ne_NP" w:bidi="ne_NP"/>
-        </w:rPr>
-      </w:r>
-    </w:p>
-    <w:p>
-      <w:pPr/>
-      <w:r>
-        <w:rPr>
-          <w:lang w:val="ne_NP" w:bidi="ne_NP"/>
-        </w:rPr>
-      </w:r>
-      <w:r>
-        <w:rPr>
-          <w:vertAlign w:val="superscript"/>
-          <w:lang w:val="ne_NP" w:bidi="ne_NP"/>
-        </w:rPr>
-        <w:t>10</w:t>
-      </w:r>
-      <w:r>
-        <w:rPr>
-          <w:lang w:val="ne_NP" w:bidi="ne_NP"/>
-        </w:rPr>
-        <w:t xml:space="preserve"> जब परमेश्‍वरले तिनीहरूले गरेका काम र तिनीहरू आफ्ना दुष्‍ट चालहरूबाट फर्केको देख्नुभयो, तब उहाँ दयाले भरिनुभयो र उहाँले दिनुभएको सर्वनाशको धम्की तिनीहरूमाथि ल्याउनुभएन।</w:t>
-      </w:r>
-      <w:r>
-        <w:rPr>
-          <w:lang w:val="ne_NP" w:bidi="ne_NP"/>
-        </w:rPr>
-      </w:r>
-      <w:r>
-        <w:rPr>
-          <w:lang w:val="ne_NP" w:bidi="ne_NP"/>
-        </w:rPr>
-      </w:r>
-    </w:p>
-    <w:p>
-      <w:pPr/>
-      <w:r>
-        <w:rPr>
-          <w:lang w:val="ne_NP" w:bidi="ne_NP"/>
-        </w:rPr>
-      </w:r>
-    </w:p>
-    <w:p>
-      <w:pPr>
-        <w:pStyle w:val="Heading2"/>
-      </w:pPr>
-      <w:r>
-        <w:rPr>
-          <w:lang w:val="ne_NP" w:bidi="ne_NP"/>
-        </w:rPr>
-        <w:t>Jonah 4:1</w:t>
-      </w:r>
-      <w:r>
-        <w:rPr>
-          <w:lang w:val="ne_NP" w:bidi="ne_NP"/>
-        </w:rPr>
-      </w:r>
-    </w:p>
-    <w:p>
-      <w:pPr/>
-      <w:r>
-        <w:rPr>
-          <w:lang w:val="ne_NP" w:bidi="ne_NP"/>
-        </w:rPr>
-      </w:r>
-      <w:r>
-        <w:rPr>
-          <w:vertAlign w:val="superscript"/>
-          <w:lang w:val="ne_NP" w:bidi="ne_NP"/>
-        </w:rPr>
-        <w:t>1</w:t>
-      </w:r>
-      <w:r>
-        <w:rPr>
-          <w:lang w:val="ne_NP" w:bidi="ne_NP"/>
-        </w:rPr>
-        <w:t xml:space="preserve"> तर योनालाई यो कुरा एकदमै गलत लाग्यो र तिनी साह्रै रिसाए।</w:t>
-      </w:r>
-      <w:r>
-        <w:rPr>
-          <w:lang w:val="ne_NP" w:bidi="ne_NP"/>
-        </w:rPr>
-      </w:r>
-      <w:r>
-        <w:rPr>
-          <w:lang w:val="ne_NP" w:bidi="ne_NP"/>
-        </w:rPr>
-      </w:r>
-    </w:p>
-    <w:p>
-      <w:pPr/>
-      <w:r>
-        <w:rPr>
-          <w:lang w:val="ne_NP" w:bidi="ne_NP"/>
-        </w:rPr>
-      </w:r>
-    </w:p>
-    <w:p>
-      <w:pPr>
-        <w:pStyle w:val="Heading2"/>
-      </w:pPr>
-      <w:r>
-        <w:rPr>
-          <w:lang w:val="ne_NP" w:bidi="ne_NP"/>
-        </w:rPr>
-        <w:t>Jonah 4:2</w:t>
-      </w:r>
-      <w:r>
-        <w:rPr>
-          <w:lang w:val="ne_NP" w:bidi="ne_NP"/>
-        </w:rPr>
-      </w:r>
-    </w:p>
-    <w:p>
-      <w:pPr/>
-      <w:r>
-        <w:rPr>
-          <w:lang w:val="ne_NP" w:bidi="ne_NP"/>
-        </w:rPr>
-      </w:r>
-      <w:r>
-        <w:rPr>
-          <w:vertAlign w:val="superscript"/>
-          <w:lang w:val="ne_NP" w:bidi="ne_NP"/>
-        </w:rPr>
-        <w:t>2</w:t>
-      </w:r>
-      <w:r>
-        <w:rPr>
-          <w:lang w:val="ne_NP" w:bidi="ne_NP"/>
-        </w:rPr>
-        <w:t xml:space="preserve"> तिनले याहवेहलाई यसरी प्रार्थना गरे, “हे याहवेह, म घरमा हुँदा नै मैले यो कुरा भनेको थिइनँ र? त्यसैले म तर्शीशतिर भागेर जान हतारिएको थिएँ। मलाई थाहा थियो, कि तपाईं अनुग्रहकारी, दयालु, रिसाउनमा ढिलो र प्रेममा भरिपूर्ण परमेश्‍वर हुनुहुन्छ, जो विपत्ति पठाउनुहुँदा खुशी हुनुहुन्‍न।</w:t>
-      </w:r>
-      <w:r>
-        <w:rPr>
-          <w:lang w:val="ne_NP" w:bidi="ne_NP"/>
-        </w:rPr>
-      </w:r>
-      <w:r>
-        <w:rPr>
-          <w:lang w:val="ne_NP" w:bidi="ne_NP"/>
-        </w:rPr>
-      </w:r>
-    </w:p>
-    <w:p>
-      <w:pPr/>
-      <w:r>
-        <w:rPr>
-          <w:lang w:val="ne_NP" w:bidi="ne_NP"/>
-        </w:rPr>
-      </w:r>
-    </w:p>
-    <w:p>
-      <w:pPr>
-        <w:pStyle w:val="Heading2"/>
-      </w:pPr>
-      <w:r>
-        <w:rPr>
-          <w:lang w:val="ne_NP" w:bidi="ne_NP"/>
-        </w:rPr>
-        <w:t>Jonah 4:3</w:t>
-      </w:r>
-      <w:r>
-        <w:rPr>
-          <w:lang w:val="ne_NP" w:bidi="ne_NP"/>
-        </w:rPr>
-      </w:r>
-    </w:p>
-    <w:p>
-      <w:pPr/>
-      <w:r>
-        <w:rPr>
-          <w:lang w:val="ne_NP" w:bidi="ne_NP"/>
-        </w:rPr>
-      </w:r>
-      <w:r>
-        <w:rPr>
-          <w:vertAlign w:val="superscript"/>
-          <w:lang w:val="ne_NP" w:bidi="ne_NP"/>
-        </w:rPr>
-        <w:t>3</w:t>
-      </w:r>
-      <w:r>
-        <w:rPr>
-          <w:lang w:val="ne_NP" w:bidi="ne_NP"/>
-        </w:rPr>
-        <w:t xml:space="preserve"> अब, हे याहवेह, मेरो प्राण लिनुहोस्; किनकि मेरा निम्ति बाँच्नुभन्दा त बरु मर्नु नै असल हुनेछ।”</w:t>
-      </w:r>
-      <w:r>
-        <w:rPr>
-          <w:lang w:val="ne_NP" w:bidi="ne_NP"/>
-        </w:rPr>
-      </w:r>
-      <w:r>
-        <w:rPr>
-          <w:lang w:val="ne_NP" w:bidi="ne_NP"/>
-        </w:rPr>
-      </w:r>
-    </w:p>
-    <w:p>
-      <w:pPr/>
-      <w:r>
-        <w:rPr>
-          <w:lang w:val="ne_NP" w:bidi="ne_NP"/>
-        </w:rPr>
-      </w:r>
-    </w:p>
-    <w:p>
-      <w:pPr>
-        <w:pStyle w:val="Heading2"/>
-      </w:pPr>
-      <w:r>
-        <w:rPr>
-          <w:lang w:val="ne_NP" w:bidi="ne_NP"/>
-        </w:rPr>
-        <w:t>Jonah 4:4</w:t>
-      </w:r>
-      <w:r>
-        <w:rPr>
-          <w:lang w:val="ne_NP" w:bidi="ne_NP"/>
-        </w:rPr>
-      </w:r>
-    </w:p>
-    <w:p>
-      <w:pPr/>
-      <w:r>
-        <w:rPr>
-          <w:lang w:val="ne_NP" w:bidi="ne_NP"/>
-        </w:rPr>
-      </w:r>
-      <w:r>
-        <w:rPr>
-          <w:vertAlign w:val="superscript"/>
-          <w:lang w:val="ne_NP" w:bidi="ne_NP"/>
-        </w:rPr>
-        <w:t>4</w:t>
-      </w:r>
-      <w:r>
-        <w:rPr>
-          <w:lang w:val="ne_NP" w:bidi="ne_NP"/>
-        </w:rPr>
-        <w:t xml:space="preserve"> तर याहवेहले जवाफ दिनुभयो, “के तँलाई रिसाउने कुनै अधिकार छ?”</w:t>
-      </w:r>
-      <w:r>
-        <w:rPr>
-          <w:lang w:val="ne_NP" w:bidi="ne_NP"/>
-        </w:rPr>
-      </w:r>
-      <w:r>
-        <w:rPr>
-          <w:lang w:val="ne_NP" w:bidi="ne_NP"/>
-        </w:rPr>
-      </w:r>
-    </w:p>
-    <w:p>
-      <w:pPr/>
-      <w:r>
-        <w:rPr>
-          <w:lang w:val="ne_NP" w:bidi="ne_NP"/>
-        </w:rPr>
-      </w:r>
-    </w:p>
-    <w:p>
-      <w:pPr>
-        <w:pStyle w:val="Heading2"/>
-      </w:pPr>
-      <w:r>
-        <w:rPr>
-          <w:lang w:val="ne_NP" w:bidi="ne_NP"/>
-        </w:rPr>
-        <w:t>Jonah 4:5</w:t>
-      </w:r>
-      <w:r>
-        <w:rPr>
-          <w:lang w:val="ne_NP" w:bidi="ne_NP"/>
-        </w:rPr>
-      </w:r>
-    </w:p>
-    <w:p>
-      <w:pPr/>
-      <w:r>
-        <w:rPr>
-          <w:lang w:val="ne_NP" w:bidi="ne_NP"/>
-        </w:rPr>
-      </w:r>
-      <w:r>
-        <w:rPr>
-          <w:vertAlign w:val="superscript"/>
-          <w:lang w:val="ne_NP" w:bidi="ne_NP"/>
-        </w:rPr>
-        <w:t>5</w:t>
-      </w:r>
-      <w:r>
-        <w:rPr>
-          <w:lang w:val="ne_NP" w:bidi="ne_NP"/>
-        </w:rPr>
-        <w:t xml:space="preserve"> योना बाहिर निस्के, र सहरको पूर्वको एउटा ठाउँमा गएर बसे। त्यहाँ तिनले एउटा छाप्रो बनाए र त्यसको छायामा बसे; अनि सहरलाई के हुँदोरहेछ भनी हेर्नलाई पर्खिबसे।</w:t>
-      </w:r>
-      <w:r>
-        <w:rPr>
-          <w:lang w:val="ne_NP" w:bidi="ne_NP"/>
-        </w:rPr>
-      </w:r>
-      <w:r>
-        <w:rPr>
-          <w:lang w:val="ne_NP" w:bidi="ne_NP"/>
-        </w:rPr>
-      </w:r>
-    </w:p>
-    <w:p>
-      <w:pPr/>
-      <w:r>
-        <w:rPr>
-          <w:lang w:val="ne_NP" w:bidi="ne_NP"/>
-        </w:rPr>
-      </w:r>
-    </w:p>
-    <w:p>
-      <w:pPr>
-        <w:pStyle w:val="Heading2"/>
-      </w:pPr>
-      <w:r>
-        <w:rPr>
-          <w:lang w:val="ne_NP" w:bidi="ne_NP"/>
-        </w:rPr>
-        <w:t>Jonah 4:6</w:t>
-      </w:r>
-      <w:r>
-        <w:rPr>
-          <w:lang w:val="ne_NP" w:bidi="ne_NP"/>
-        </w:rPr>
-      </w:r>
-    </w:p>
-    <w:p>
-      <w:pPr/>
-      <w:r>
-        <w:rPr>
-          <w:lang w:val="ne_NP" w:bidi="ne_NP"/>
-        </w:rPr>
-      </w:r>
-      <w:r>
-        <w:rPr>
-          <w:vertAlign w:val="superscript"/>
-          <w:lang w:val="ne_NP" w:bidi="ne_NP"/>
-        </w:rPr>
-        <w:t>6</w:t>
-      </w:r>
-      <w:r>
-        <w:rPr>
-          <w:lang w:val="ne_NP" w:bidi="ne_NP"/>
-        </w:rPr>
-        <w:t xml:space="preserve"> त्यसपछि याहवेह परमेश्‍वरले एउटा पातैपातको बोटलाई उमार्नुभयो, ताकि योनाको शिरमाथि छाया होस् र आराम मिलोस्, र योना त्यो बोट देखेर अत्यन्तै खुशी भए।</w:t>
-      </w:r>
-      <w:r>
-        <w:rPr>
-          <w:lang w:val="ne_NP" w:bidi="ne_NP"/>
-        </w:rPr>
-      </w:r>
-      <w:r>
-        <w:rPr>
-          <w:lang w:val="ne_NP" w:bidi="ne_NP"/>
-        </w:rPr>
-      </w:r>
-    </w:p>
-    <w:p>
-      <w:pPr/>
-      <w:r>
-        <w:rPr>
-          <w:lang w:val="ne_NP" w:bidi="ne_NP"/>
-        </w:rPr>
-      </w:r>
-    </w:p>
-    <w:p>
-      <w:pPr>
-        <w:pStyle w:val="Heading2"/>
-      </w:pPr>
-      <w:r>
-        <w:rPr>
-          <w:lang w:val="ne_NP" w:bidi="ne_NP"/>
-        </w:rPr>
-        <w:t>Jonah 4:7</w:t>
-      </w:r>
-      <w:r>
-        <w:rPr>
-          <w:lang w:val="ne_NP" w:bidi="ne_NP"/>
-        </w:rPr>
-      </w:r>
-    </w:p>
-    <w:p>
-      <w:pPr/>
-      <w:r>
-        <w:rPr>
-          <w:lang w:val="ne_NP" w:bidi="ne_NP"/>
-        </w:rPr>
-      </w:r>
-      <w:r>
-        <w:rPr>
-          <w:vertAlign w:val="superscript"/>
-          <w:lang w:val="ne_NP" w:bidi="ne_NP"/>
-        </w:rPr>
-        <w:t>7</w:t>
-      </w:r>
-      <w:r>
-        <w:rPr>
-          <w:lang w:val="ne_NP" w:bidi="ne_NP"/>
-        </w:rPr>
-        <w:t xml:space="preserve"> तर अर्को दिन बिहानै परमेश्‍वरले एउटा किरा पठाउनुभयो, जसले त्यो बोटलाई खाइदियो र त्यो बोट ओइलाइहाल्यो।</w:t>
-      </w:r>
-      <w:r>
-        <w:rPr>
-          <w:lang w:val="ne_NP" w:bidi="ne_NP"/>
-        </w:rPr>
-      </w:r>
-      <w:r>
-        <w:rPr>
-          <w:lang w:val="ne_NP" w:bidi="ne_NP"/>
-        </w:rPr>
-      </w:r>
-    </w:p>
-    <w:p>
-      <w:pPr/>
-      <w:r>
-        <w:rPr>
-          <w:lang w:val="ne_NP" w:bidi="ne_NP"/>
-        </w:rPr>
-      </w:r>
-    </w:p>
-    <w:p>
-      <w:pPr>
-        <w:pStyle w:val="Heading2"/>
-      </w:pPr>
-      <w:r>
-        <w:rPr>
-          <w:lang w:val="ne_NP" w:bidi="ne_NP"/>
-        </w:rPr>
-        <w:t>Jonah 4:8</w:t>
-      </w:r>
-      <w:r>
-        <w:rPr>
-          <w:lang w:val="ne_NP" w:bidi="ne_NP"/>
-        </w:rPr>
-      </w:r>
-    </w:p>
-    <w:p>
-      <w:pPr/>
-      <w:r>
-        <w:rPr>
-          <w:lang w:val="ne_NP" w:bidi="ne_NP"/>
-        </w:rPr>
-      </w:r>
-      <w:r>
-        <w:rPr>
-          <w:vertAlign w:val="superscript"/>
-          <w:lang w:val="ne_NP" w:bidi="ne_NP"/>
-        </w:rPr>
-        <w:t>8</w:t>
-      </w:r>
-      <w:r>
-        <w:rPr>
-          <w:lang w:val="ne_NP" w:bidi="ne_NP"/>
-        </w:rPr>
-        <w:t xml:space="preserve"> जब घाम उदायो, तब परमेश्‍वरले पूर्वबाट तातो हावाको बेग चलाइदिनुभयो; अनि घामको चर्को ताप योनाको थाप्लोमा पर्‍यो र तिनी मूर्च्छा परे। तिनी मर्न चाहन्थे र तिनले भने, “मेरा निम्ति बाँच्नुभन्दा बरु मर्नु नै असल हुनेछ।”</w:t>
-      </w:r>
-      <w:r>
-        <w:rPr>
-          <w:lang w:val="ne_NP" w:bidi="ne_NP"/>
-        </w:rPr>
-      </w:r>
-      <w:r>
-        <w:rPr>
-          <w:lang w:val="ne_NP" w:bidi="ne_NP"/>
-        </w:rPr>
-      </w:r>
-    </w:p>
-    <w:p>
-      <w:pPr/>
-      <w:r>
-        <w:rPr>
-          <w:lang w:val="ne_NP" w:bidi="ne_NP"/>
-        </w:rPr>
-      </w:r>
-    </w:p>
-    <w:p>
-      <w:pPr>
-        <w:pStyle w:val="Heading2"/>
-      </w:pPr>
-      <w:r>
-        <w:rPr>
-          <w:lang w:val="ne_NP" w:bidi="ne_NP"/>
-        </w:rPr>
-        <w:t>Jonah 4:9</w:t>
-      </w:r>
-      <w:r>
-        <w:rPr>
-          <w:lang w:val="ne_NP" w:bidi="ne_NP"/>
-        </w:rPr>
-      </w:r>
-    </w:p>
-    <w:p>
-      <w:pPr/>
-      <w:r>
-        <w:rPr>
-          <w:lang w:val="ne_NP" w:bidi="ne_NP"/>
-        </w:rPr>
-      </w:r>
-      <w:r>
-        <w:rPr>
-          <w:vertAlign w:val="superscript"/>
-          <w:lang w:val="ne_NP" w:bidi="ne_NP"/>
-        </w:rPr>
-        <w:t>9</w:t>
-      </w:r>
-      <w:r>
-        <w:rPr>
-          <w:lang w:val="ne_NP" w:bidi="ne_NP"/>
-        </w:rPr>
-        <w:t xml:space="preserve"> तर परमेश्‍वरले योनालाई भन्‍नुभयो, “के तँलाई त्यो बोटको बारेमा रिसाउने अधिकार छ?” तिनले भने, “मलाई अधिकार छ। मलाई यतिसम्म रिस उठेको छ, कि म मरेको भए पनि हुन्थ्यो।”</w:t>
-      </w:r>
-      <w:r>
-        <w:rPr>
-          <w:lang w:val="ne_NP" w:bidi="ne_NP"/>
-        </w:rPr>
-      </w:r>
-      <w:r>
-        <w:rPr>
-          <w:lang w:val="ne_NP" w:bidi="ne_NP"/>
-        </w:rPr>
-      </w:r>
-    </w:p>
-    <w:p>
-      <w:pPr/>
-      <w:r>
-        <w:rPr>
-          <w:lang w:val="ne_NP" w:bidi="ne_NP"/>
-        </w:rPr>
-      </w:r>
-    </w:p>
-    <w:p>
-      <w:pPr>
-        <w:pStyle w:val="Heading2"/>
-      </w:pPr>
-      <w:r>
-        <w:rPr>
-          <w:lang w:val="ne_NP" w:bidi="ne_NP"/>
-        </w:rPr>
-        <w:t>Jonah 4:10</w:t>
-      </w:r>
-      <w:r>
-        <w:rPr>
-          <w:lang w:val="ne_NP" w:bidi="ne_NP"/>
-        </w:rPr>
-      </w:r>
-    </w:p>
-    <w:p>
-      <w:pPr/>
-      <w:r>
-        <w:rPr>
-          <w:lang w:val="ne_NP" w:bidi="ne_NP"/>
-        </w:rPr>
-      </w:r>
-      <w:r>
-        <w:rPr>
-          <w:vertAlign w:val="superscript"/>
-          <w:lang w:val="ne_NP" w:bidi="ne_NP"/>
-        </w:rPr>
-        <w:t>10</w:t>
-      </w:r>
-      <w:r>
-        <w:rPr>
-          <w:lang w:val="ne_NP" w:bidi="ne_NP"/>
-        </w:rPr>
         <w:t xml:space="preserve"> तर याहवेहले भन्‍नुभयो, “तैँले यस बोटको बारेमा चिन्ता गरिराखेको छस्, जसलाई न तैँले बढाउन हेरचाह गरिस्, न त तैँले यसलाई उमारेको होस्। यो बोट एकै रातमा उम्रेर बढ्यो र एकै रातमा नष्‍ट पनि भयो।</w:t>
       </w:r>
       <w:r>
@@ -2846,22 +2145,6 @@
     </w:p>
     <w:p>
       <w:pPr/>
-      <w:r>
-        <w:rPr>
-          <w:lang w:val="ne_NP" w:bidi="ne_NP"/>
-        </w:rPr>
-      </w:r>
-    </w:p>
-    <w:p>
-      <w:pPr>
-        <w:pStyle w:val="Heading2"/>
-      </w:pPr>
-      <w:r>
-        <w:rPr>
-          <w:lang w:val="ne_NP" w:bidi="ne_NP"/>
-        </w:rPr>
-        <w:t>Jonah 4:11</w:t>
-      </w:r>
       <w:r>
         <w:rPr>
           <w:lang w:val="ne_NP" w:bidi="ne_NP"/>

--- a/nep/docx/32.content.docx
+++ b/nep/docx/32.content.docx
@@ -28,22 +28,6 @@
       </w:r>
     </w:p>
     <w:p>
-      <w:pPr>
-        <w:pStyle w:val="Heading2"/>
-      </w:pPr>
-      <w:r>
-        <w:rPr>
-          <w:lang w:val="ne_NP" w:bidi="ne_NP"/>
-        </w:rPr>
-        <w:t>License Information</w:t>
-      </w:r>
-      <w:r>
-        <w:rPr>
-          <w:lang w:val="ne_NP" w:bidi="ne_NP"/>
-        </w:rPr>
-      </w:r>
-    </w:p>
-    <w:p>
       <w:pPr/>
       <w:r>
         <w:rPr>
@@ -61,13 +45,7 @@
         <w:rPr>
           <w:lang w:val="ne_NP" w:bidi="ne_NP"/>
         </w:rPr>
-        <w:t xml:space="preserve"> (Nepali) is based on</w:t>
-      </w:r>
-      <w:r>
-        <w:rPr>
-          <w:lang w:val="ne_NP" w:bidi="ne_NP"/>
-        </w:rPr>
-        <w:t xml:space="preserve">: </w:t>
+        <w:t xml:space="preserve"> (Nepali) is based on: </w:t>
       </w:r>
       <w:r>
         <w:rPr>
@@ -188,19 +166,6 @@
       <w:pPr>
         <w:pStyle w:val="Heading2"/>
       </w:pPr>
-      <w:r>
-        <w:rPr>
-          <w:lang w:val="ne_NP" w:bidi="ne_NP"/>
-        </w:rPr>
-      </w:r>
-    </w:p>
-    <w:p>
-      <w:pPr/>
-      <w:r>
-        <w:rPr>
-          <w:lang w:val="ne_NP" w:bidi="ne_NP"/>
-        </w:rPr>
-      </w:r>
       <w:r>
         <w:rPr>
           <w:lang w:val="ne_NP" w:bidi="ne_NP"/>
